--- a/旅游规划智能体系统项目编码规范文档-修订版.docx
+++ b/旅游规划智能体系统项目编码规范文档-修订版.docx
@@ -1,6 +1,6 @@
 
 <file path=word/document.xml><?xml version="1.0" encoding="utf-8"?>
-<w:document xmlns:wpc="http://schemas.microsoft.com/office/word/2010/wordprocessingCanvas" xmlns:cx="http://schemas.microsoft.com/office/drawing/2014/chartex" xmlns:cx1="http://schemas.microsoft.com/office/drawing/2015/9/8/chartex" xmlns:cx2="http://schemas.microsoft.com/office/drawing/2015/10/21/chartex" xmlns:cx3="http://schemas.microsoft.com/office/drawing/2016/5/9/chartex" xmlns:cx4="http://schemas.microsoft.com/office/drawing/2016/5/10/chartex" xmlns:cx5="http://schemas.microsoft.com/office/drawing/2016/5/11/chartex" xmlns:cx6="http://schemas.microsoft.com/office/drawing/2016/5/12/chartex" xmlns:cx7="http://schemas.microsoft.com/office/drawing/2016/5/13/chartex" xmlns:cx8="http://schemas.microsoft.com/office/drawing/2016/5/14/chartex" xmlns:mc="http://schemas.openxmlformats.org/markup-compatibility/2006" xmlns:o="urn:schemas-microsoft-com:office:office" xmlns:r="http://schemas.openxmlformats.org/officeDocument/2006/relationships" xmlns:m="http://schemas.openxmlformats.org/officeDocument/2006/math" xmlns:v="urn:schemas-microsoft-com:vml" xmlns:wp14="http://schemas.microsoft.com/office/word/2010/wordprocessingDrawing" xmlns:wp="http://schemas.openxmlformats.org/drawingml/2006/wordprocessingDrawing" xmlns:w="http://schemas.openxmlformats.org/wordprocessingml/2006/main" xmlns:w14="http://schemas.microsoft.com/office/word/2010/wordml" xmlns:w10="urn:schemas-microsoft-com:office:word" xmlns:w15="http://schemas.microsoft.com/office/word/2012/wordml" xmlns:wpg="http://schemas.microsoft.com/office/word/2010/wordprocessingGroup" xmlns:wpi="http://schemas.microsoft.com/office/word/2010/wordprocessingInk" xmlns:wne="http://schemas.microsoft.com/office/word/2006/wordml" xmlns:wps="http://schemas.microsoft.com/office/word/2010/wordprocessingShape" xmlns:wpsCustomData="http://www.wps.cn/officeDocument/2013/wpsCustomData" mc:Ignorable="w14 w15 wp14">
+<w:document xmlns:wpc="http://schemas.microsoft.com/office/word/2010/wordprocessingCanvas" xmlns:mc="http://schemas.openxmlformats.org/markup-compatibility/2006" xmlns:o="urn:schemas-microsoft-com:office:office" xmlns:r="http://schemas.openxmlformats.org/officeDocument/2006/relationships" xmlns:m="http://schemas.openxmlformats.org/officeDocument/2006/math" xmlns:v="urn:schemas-microsoft-com:vml" xmlns:wp14="http://schemas.microsoft.com/office/word/2010/wordprocessingDrawing" xmlns:wp="http://schemas.openxmlformats.org/drawingml/2006/wordprocessingDrawing" xmlns:w="http://schemas.openxmlformats.org/wordprocessingml/2006/main" xmlns:w14="http://schemas.microsoft.com/office/word/2010/wordml" xmlns:w10="urn:schemas-microsoft-com:office:word" xmlns:w15="http://schemas.microsoft.com/office/word/2012/wordml" xmlns:wpg="http://schemas.microsoft.com/office/word/2010/wordprocessingGroup" xmlns:wpi="http://schemas.microsoft.com/office/word/2010/wordprocessingInk" xmlns:wne="http://schemas.microsoft.com/office/word/2006/wordml" xmlns:wps="http://schemas.microsoft.com/office/word/2010/wordprocessingShape" xmlns:wpsCustomData="http://www.wps.cn/officeDocument/2013/wpsCustomData" mc:Ignorable="w14 w15 wp14">
   <w:body>
     <w:p/>
     <w:p/>
@@ -36,7 +36,7 @@
     <w:p/>
     <w:tbl>
       <w:tblPr>
-        <w:tblStyle w:val="35"/>
+        <w:tblStyle w:val="33"/>
         <w:tblW w:w="0" w:type="auto"/>
         <w:jc w:val="center"/>
         <w:tblBorders>
@@ -370,7 +370,6 @@
         <w:pStyle w:val="3"/>
         <w:spacing w:before="280" w:after="160"/>
       </w:pPr>
-      <w:bookmarkStart w:id="0" w:name="_Toc10463"/>
       <w:r>
         <w:rPr>
           <w:rFonts w:ascii="Arial" w:hAnsi="Arial" w:eastAsia="黑体"/>
@@ -380,11 +379,10 @@
         </w:rPr>
         <w:t>修订记录</w:t>
       </w:r>
-      <w:bookmarkEnd w:id="0"/>
     </w:p>
     <w:tbl>
       <w:tblPr>
-        <w:tblStyle w:val="35"/>
+        <w:tblStyle w:val="33"/>
         <w:tblW w:w="0" w:type="auto"/>
         <w:jc w:val="center"/>
         <w:tblBorders>
@@ -561,19 +559,12 @@
             <w:tcW w:w="2209" w:type="dxa"/>
           </w:tcPr>
           <w:p>
-            <w:pPr>
-              <w:rPr>
-                <w:rFonts w:hint="eastAsia" w:eastAsia="宋体"/>
-                <w:lang w:eastAsia="zh-CN"/>
-              </w:rPr>
-            </w:pPr>
             <w:r>
               <w:rPr>
-                <w:rFonts w:hint="eastAsia"/>
+                <w:rFonts w:ascii="Times New Roman" w:hAnsi="Times New Roman" w:eastAsia="宋体"/>
                 <w:sz w:val="22"/>
-                <w:lang w:val="en-US" w:eastAsia="zh-CN"/>
               </w:rPr>
-              <w:t>彭湘媛</w:t>
+              <w:t>待填</w:t>
             </w:r>
           </w:p>
         </w:tc>
@@ -645,34 +636,100 @@
             <w:tcW w:w="2209" w:type="dxa"/>
           </w:tcPr>
           <w:p>
-            <w:pPr>
-              <w:rPr>
-                <w:rFonts w:hint="eastAsia" w:eastAsia="宋体"/>
-                <w:lang w:eastAsia="zh-CN"/>
-              </w:rPr>
-            </w:pPr>
             <w:r>
               <w:rPr>
-                <w:rFonts w:hint="eastAsia"/>
+                <w:rFonts w:ascii="Times New Roman" w:hAnsi="Times New Roman" w:eastAsia="宋体"/>
                 <w:sz w:val="22"/>
-                <w:lang w:val="en-US" w:eastAsia="zh-CN"/>
               </w:rPr>
-              <w:t>热列子牛</w:t>
+              <w:t>待填</w:t>
+            </w:r>
+          </w:p>
+        </w:tc>
+      </w:tr>
+      <w:tr>
+        <w:tblPrEx>
+          <w:tblBorders>
+            <w:top w:val="single" w:color="auto" w:sz="4" w:space="0"/>
+            <w:left w:val="single" w:color="auto" w:sz="4" w:space="0"/>
+            <w:bottom w:val="single" w:color="auto" w:sz="4" w:space="0"/>
+            <w:right w:val="single" w:color="auto" w:sz="4" w:space="0"/>
+            <w:insideH w:val="single" w:color="auto" w:sz="4" w:space="0"/>
+            <w:insideV w:val="single" w:color="auto" w:sz="4" w:space="0"/>
+          </w:tblBorders>
+          <w:tblCellMar>
+            <w:top w:w="0" w:type="dxa"/>
+            <w:left w:w="108" w:type="dxa"/>
+            <w:bottom w:w="0" w:type="dxa"/>
+            <w:right w:w="108" w:type="dxa"/>
+          </w:tblCellMar>
+        </w:tblPrEx>
+        <w:trPr>
+          <w:jc w:val="center"/>
+        </w:trPr>
+        <w:tc>
+          <w:tcPr>
+            <w:tcW w:w="2209" w:type="dxa"/>
+          </w:tcPr>
+          <w:p>
+            <w:r>
+              <w:rPr>
+                <w:rFonts w:ascii="Times New Roman" w:hAnsi="Times New Roman" w:eastAsia="宋体"/>
+                <w:sz w:val="22"/>
+              </w:rPr>
+              <w:t>V1.2</w:t>
+            </w:r>
+          </w:p>
+        </w:tc>
+        <w:tc>
+          <w:tcPr>
+            <w:tcW w:w="2209" w:type="dxa"/>
+          </w:tcPr>
+          <w:p>
+            <w:r>
+              <w:rPr>
+                <w:rFonts w:ascii="Times New Roman" w:hAnsi="Times New Roman" w:eastAsia="宋体"/>
+                <w:sz w:val="22"/>
+              </w:rPr>
+              <w:t>2026-09-13</w:t>
+            </w:r>
+          </w:p>
+        </w:tc>
+        <w:tc>
+          <w:tcPr>
+            <w:tcW w:w="2209" w:type="dxa"/>
+          </w:tcPr>
+          <w:p>
+            <w:r>
+              <w:rPr>
+                <w:rFonts w:ascii="Times New Roman" w:hAnsi="Times New Roman" w:eastAsia="宋体"/>
+                <w:sz w:val="22"/>
+              </w:rPr>
+              <w:t>按软件工程成文标准调整：增补封面、修订记录、目录；条目改为编号制</w:t>
+            </w:r>
+          </w:p>
+        </w:tc>
+        <w:tc>
+          <w:tcPr>
+            <w:tcW w:w="2209" w:type="dxa"/>
+          </w:tcPr>
+          <w:p>
+            <w:r>
+              <w:rPr>
+                <w:rFonts w:ascii="Times New Roman" w:hAnsi="Times New Roman" w:eastAsia="宋体"/>
+                <w:sz w:val="22"/>
+              </w:rPr>
+              <w:t>待填</w:t>
             </w:r>
           </w:p>
         </w:tc>
       </w:tr>
     </w:tbl>
-    <w:p>
-      <w:bookmarkStart w:id="35" w:name="_GoBack"/>
-      <w:bookmarkEnd w:id="35"/>
-    </w:p>
+    <w:p/>
     <w:p>
       <w:pPr>
         <w:pStyle w:val="3"/>
         <w:spacing w:before="280" w:after="160"/>
       </w:pPr>
-      <w:bookmarkStart w:id="1" w:name="_Toc26405"/>
       <w:r>
         <w:rPr>
           <w:rFonts w:ascii="Arial" w:hAnsi="Arial" w:eastAsia="黑体"/>
@@ -682,15 +739,8 @@
         </w:rPr>
         <w:t>目录</w:t>
       </w:r>
-      <w:bookmarkEnd w:id="1"/>
-    </w:p>
-    <w:p>
-      <w:pPr>
-        <w:pStyle w:val="26"/>
-        <w:tabs>
-          <w:tab w:val="right" w:leader="dot" w:pos="8838"/>
-        </w:tabs>
-      </w:pPr>
+    </w:p>
+    <w:p>
       <w:r>
         <w:fldChar w:fldCharType="begin"/>
       </w:r>
@@ -701,1541 +751,15 @@
         <w:fldChar w:fldCharType="separate"/>
       </w:r>
       <w:r>
-        <w:fldChar w:fldCharType="begin"/>
-      </w:r>
-      <w:r>
-        <w:instrText xml:space="preserve"> HYPERLINK \l _Toc10463 </w:instrText>
-      </w:r>
-      <w:r>
-        <w:fldChar w:fldCharType="separate"/>
-      </w:r>
-      <w:r>
-        <w:rPr>
-          <w:rFonts w:ascii="Arial" w:hAnsi="Arial" w:eastAsia="黑体"/>
-        </w:rPr>
-        <w:t>修订记录</w:t>
-      </w:r>
-      <w:r>
-        <w:tab/>
-      </w:r>
-      <w:r>
-        <w:fldChar w:fldCharType="begin"/>
-      </w:r>
-      <w:r>
-        <w:instrText xml:space="preserve"> PAGEREF _Toc10463 \h </w:instrText>
-      </w:r>
-      <w:r>
-        <w:fldChar w:fldCharType="separate"/>
-      </w:r>
-      <w:r>
-        <w:t>2</w:t>
+        <w:t>（目录为自动生成域：在 Word 中右键此处，选择"更新域"即可生成）</w:t>
       </w:r>
       <w:r>
         <w:fldChar w:fldCharType="end"/>
       </w:r>
-      <w:r>
-        <w:fldChar w:fldCharType="end"/>
-      </w:r>
-    </w:p>
-    <w:p>
-      <w:pPr>
-        <w:pStyle w:val="26"/>
-        <w:tabs>
-          <w:tab w:val="right" w:leader="dot" w:pos="8838"/>
-        </w:tabs>
-      </w:pPr>
-      <w:r>
-        <w:fldChar w:fldCharType="begin"/>
-      </w:r>
-      <w:r>
-        <w:instrText xml:space="preserve"> HYPERLINK \l _Toc26405 </w:instrText>
-      </w:r>
-      <w:r>
-        <w:fldChar w:fldCharType="separate"/>
-      </w:r>
-      <w:r>
-        <w:rPr>
-          <w:rFonts w:ascii="Arial" w:hAnsi="Arial" w:eastAsia="黑体"/>
-        </w:rPr>
-        <w:t>目录</w:t>
-      </w:r>
-      <w:r>
-        <w:tab/>
-      </w:r>
-      <w:r>
-        <w:fldChar w:fldCharType="begin"/>
-      </w:r>
-      <w:r>
-        <w:instrText xml:space="preserve"> PAGEREF _Toc26405 \h </w:instrText>
-      </w:r>
-      <w:r>
-        <w:fldChar w:fldCharType="separate"/>
-      </w:r>
-      <w:r>
-        <w:t>2</w:t>
-      </w:r>
-      <w:r>
-        <w:fldChar w:fldCharType="end"/>
-      </w:r>
-      <w:r>
-        <w:fldChar w:fldCharType="end"/>
-      </w:r>
-    </w:p>
-    <w:p>
-      <w:pPr>
-        <w:pStyle w:val="26"/>
-        <w:tabs>
-          <w:tab w:val="right" w:leader="dot" w:pos="8838"/>
-        </w:tabs>
-      </w:pPr>
-      <w:r>
-        <w:fldChar w:fldCharType="begin"/>
-      </w:r>
-      <w:r>
-        <w:instrText xml:space="preserve"> HYPERLINK \l _Toc7396 </w:instrText>
-      </w:r>
-      <w:r>
-        <w:fldChar w:fldCharType="separate"/>
-      </w:r>
-      <w:r>
-        <w:rPr>
-          <w:rFonts w:ascii="Arial" w:hAnsi="Arial" w:eastAsia="黑体"/>
-        </w:rPr>
-        <w:t>1 文档概述</w:t>
-      </w:r>
-      <w:r>
-        <w:tab/>
-      </w:r>
-      <w:r>
-        <w:fldChar w:fldCharType="begin"/>
-      </w:r>
-      <w:r>
-        <w:instrText xml:space="preserve"> PAGEREF _Toc7396 \h </w:instrText>
-      </w:r>
-      <w:r>
-        <w:fldChar w:fldCharType="separate"/>
-      </w:r>
-      <w:r>
-        <w:t>5</w:t>
-      </w:r>
-      <w:r>
-        <w:fldChar w:fldCharType="end"/>
-      </w:r>
-      <w:r>
-        <w:fldChar w:fldCharType="end"/>
-      </w:r>
-    </w:p>
-    <w:p>
-      <w:pPr>
-        <w:pStyle w:val="29"/>
-        <w:tabs>
-          <w:tab w:val="right" w:leader="dot" w:pos="8838"/>
-        </w:tabs>
-      </w:pPr>
-      <w:r>
-        <w:fldChar w:fldCharType="begin"/>
-      </w:r>
-      <w:r>
-        <w:instrText xml:space="preserve"> HYPERLINK \l _Toc29155 </w:instrText>
-      </w:r>
-      <w:r>
-        <w:fldChar w:fldCharType="separate"/>
-      </w:r>
-      <w:r>
-        <w:rPr>
-          <w:rFonts w:ascii="Arial" w:hAnsi="Arial" w:eastAsia="黑体"/>
-        </w:rPr>
-        <w:t>1.1 项目简介</w:t>
-      </w:r>
-      <w:r>
-        <w:tab/>
-      </w:r>
-      <w:r>
-        <w:fldChar w:fldCharType="begin"/>
-      </w:r>
-      <w:r>
-        <w:instrText xml:space="preserve"> PAGEREF _Toc29155 \h </w:instrText>
-      </w:r>
-      <w:r>
-        <w:fldChar w:fldCharType="separate"/>
-      </w:r>
-      <w:r>
-        <w:t>5</w:t>
-      </w:r>
-      <w:r>
-        <w:fldChar w:fldCharType="end"/>
-      </w:r>
-      <w:r>
-        <w:fldChar w:fldCharType="end"/>
-      </w:r>
-    </w:p>
-    <w:p>
-      <w:pPr>
-        <w:pStyle w:val="29"/>
-        <w:tabs>
-          <w:tab w:val="right" w:leader="dot" w:pos="8838"/>
-        </w:tabs>
-      </w:pPr>
-      <w:r>
-        <w:fldChar w:fldCharType="begin"/>
-      </w:r>
-      <w:r>
-        <w:instrText xml:space="preserve"> HYPERLINK \l _Toc30816 </w:instrText>
-      </w:r>
-      <w:r>
-        <w:fldChar w:fldCharType="separate"/>
-      </w:r>
-      <w:r>
-        <w:rPr>
-          <w:rFonts w:ascii="Arial" w:hAnsi="Arial" w:eastAsia="黑体"/>
-        </w:rPr>
-        <w:t>1.2 编写目的</w:t>
-      </w:r>
-      <w:r>
-        <w:tab/>
-      </w:r>
-      <w:r>
-        <w:fldChar w:fldCharType="begin"/>
-      </w:r>
-      <w:r>
-        <w:instrText xml:space="preserve"> PAGEREF _Toc30816 \h </w:instrText>
-      </w:r>
-      <w:r>
-        <w:fldChar w:fldCharType="separate"/>
-      </w:r>
-      <w:r>
-        <w:t>5</w:t>
-      </w:r>
-      <w:r>
-        <w:fldChar w:fldCharType="end"/>
-      </w:r>
-      <w:r>
-        <w:fldChar w:fldCharType="end"/>
-      </w:r>
-    </w:p>
-    <w:p>
-      <w:pPr>
-        <w:pStyle w:val="29"/>
-        <w:tabs>
-          <w:tab w:val="right" w:leader="dot" w:pos="8838"/>
-        </w:tabs>
-      </w:pPr>
-      <w:r>
-        <w:fldChar w:fldCharType="begin"/>
-      </w:r>
-      <w:r>
-        <w:instrText xml:space="preserve"> HYPERLINK \l _Toc23529 </w:instrText>
-      </w:r>
-      <w:r>
-        <w:fldChar w:fldCharType="separate"/>
-      </w:r>
-      <w:r>
-        <w:rPr>
-          <w:rFonts w:ascii="Arial" w:hAnsi="Arial" w:eastAsia="黑体"/>
-        </w:rPr>
-        <w:t>1.3 参考资料</w:t>
-      </w:r>
-      <w:r>
-        <w:tab/>
-      </w:r>
-      <w:r>
-        <w:fldChar w:fldCharType="begin"/>
-      </w:r>
-      <w:r>
-        <w:instrText xml:space="preserve"> PAGEREF _Toc23529 \h </w:instrText>
-      </w:r>
-      <w:r>
-        <w:fldChar w:fldCharType="separate"/>
-      </w:r>
-      <w:r>
-        <w:t>5</w:t>
-      </w:r>
-      <w:r>
-        <w:fldChar w:fldCharType="end"/>
-      </w:r>
-      <w:r>
-        <w:fldChar w:fldCharType="end"/>
-      </w:r>
-    </w:p>
-    <w:p>
-      <w:pPr>
-        <w:pStyle w:val="29"/>
-        <w:tabs>
-          <w:tab w:val="right" w:leader="dot" w:pos="8838"/>
-        </w:tabs>
-      </w:pPr>
-      <w:r>
-        <w:fldChar w:fldCharType="begin"/>
-      </w:r>
-      <w:r>
-        <w:instrText xml:space="preserve"> HYPERLINK \l _Toc30209 </w:instrText>
-      </w:r>
-      <w:r>
-        <w:fldChar w:fldCharType="separate"/>
-      </w:r>
-      <w:r>
-        <w:rPr>
-          <w:rFonts w:ascii="Arial" w:hAnsi="Arial" w:eastAsia="黑体"/>
-        </w:rPr>
-        <w:t>1.4 适用范围</w:t>
-      </w:r>
-      <w:r>
-        <w:tab/>
-      </w:r>
-      <w:r>
-        <w:fldChar w:fldCharType="begin"/>
-      </w:r>
-      <w:r>
-        <w:instrText xml:space="preserve"> PAGEREF _Toc30209 \h </w:instrText>
-      </w:r>
-      <w:r>
-        <w:fldChar w:fldCharType="separate"/>
-      </w:r>
-      <w:r>
-        <w:t>6</w:t>
-      </w:r>
-      <w:r>
-        <w:fldChar w:fldCharType="end"/>
-      </w:r>
-      <w:r>
-        <w:fldChar w:fldCharType="end"/>
-      </w:r>
-    </w:p>
-    <w:p>
-      <w:pPr>
-        <w:pStyle w:val="26"/>
-        <w:tabs>
-          <w:tab w:val="right" w:leader="dot" w:pos="8838"/>
-        </w:tabs>
-      </w:pPr>
-      <w:r>
-        <w:fldChar w:fldCharType="begin"/>
-      </w:r>
-      <w:r>
-        <w:instrText xml:space="preserve"> HYPERLINK \l _Toc7309 </w:instrText>
-      </w:r>
-      <w:r>
-        <w:fldChar w:fldCharType="separate"/>
-      </w:r>
-      <w:r>
-        <w:rPr>
-          <w:rFonts w:ascii="Arial" w:hAnsi="Arial" w:eastAsia="黑体"/>
-        </w:rPr>
-        <w:t>2 后端Java编码规范</w:t>
-      </w:r>
-      <w:r>
-        <w:tab/>
-      </w:r>
-      <w:r>
-        <w:fldChar w:fldCharType="begin"/>
-      </w:r>
-      <w:r>
-        <w:instrText xml:space="preserve"> PAGEREF _Toc7309 \h </w:instrText>
-      </w:r>
-      <w:r>
-        <w:fldChar w:fldCharType="separate"/>
-      </w:r>
-      <w:r>
-        <w:t>6</w:t>
-      </w:r>
-      <w:r>
-        <w:fldChar w:fldCharType="end"/>
-      </w:r>
-      <w:r>
-        <w:fldChar w:fldCharType="end"/>
-      </w:r>
-    </w:p>
-    <w:p>
-      <w:pPr>
-        <w:pStyle w:val="29"/>
-        <w:tabs>
-          <w:tab w:val="right" w:leader="dot" w:pos="8838"/>
-        </w:tabs>
-      </w:pPr>
-      <w:r>
-        <w:fldChar w:fldCharType="begin"/>
-      </w:r>
-      <w:r>
-        <w:instrText xml:space="preserve"> HYPERLINK \l _Toc16798 </w:instrText>
-      </w:r>
-      <w:r>
-        <w:fldChar w:fldCharType="separate"/>
-      </w:r>
-      <w:r>
-        <w:rPr>
-          <w:rFonts w:ascii="Arial" w:hAnsi="Arial" w:eastAsia="黑体"/>
-        </w:rPr>
-        <w:t>2.1 命名规约</w:t>
-      </w:r>
-      <w:r>
-        <w:tab/>
-      </w:r>
-      <w:r>
-        <w:fldChar w:fldCharType="begin"/>
-      </w:r>
-      <w:r>
-        <w:instrText xml:space="preserve"> PAGEREF _Toc16798 \h </w:instrText>
-      </w:r>
-      <w:r>
-        <w:fldChar w:fldCharType="separate"/>
-      </w:r>
-      <w:r>
-        <w:t>6</w:t>
-      </w:r>
-      <w:r>
-        <w:fldChar w:fldCharType="end"/>
-      </w:r>
-      <w:r>
-        <w:fldChar w:fldCharType="end"/>
-      </w:r>
-    </w:p>
-    <w:p>
-      <w:pPr>
-        <w:pStyle w:val="29"/>
-        <w:tabs>
-          <w:tab w:val="right" w:leader="dot" w:pos="8838"/>
-        </w:tabs>
-      </w:pPr>
-      <w:r>
-        <w:fldChar w:fldCharType="begin"/>
-      </w:r>
-      <w:r>
-        <w:instrText xml:space="preserve"> HYPERLINK \l _Toc25279 </w:instrText>
-      </w:r>
-      <w:r>
-        <w:fldChar w:fldCharType="separate"/>
-      </w:r>
-      <w:r>
-        <w:rPr>
-          <w:rFonts w:ascii="Arial" w:hAnsi="Arial" w:eastAsia="黑体"/>
-        </w:rPr>
-        <w:t>2.2 分层模型定义</w:t>
-      </w:r>
-      <w:r>
-        <w:tab/>
-      </w:r>
-      <w:r>
-        <w:fldChar w:fldCharType="begin"/>
-      </w:r>
-      <w:r>
-        <w:instrText xml:space="preserve"> PAGEREF _Toc25279 \h </w:instrText>
-      </w:r>
-      <w:r>
-        <w:fldChar w:fldCharType="separate"/>
-      </w:r>
-      <w:r>
-        <w:t>7</w:t>
-      </w:r>
-      <w:r>
-        <w:fldChar w:fldCharType="end"/>
-      </w:r>
-      <w:r>
-        <w:fldChar w:fldCharType="end"/>
-      </w:r>
-    </w:p>
-    <w:p>
-      <w:pPr>
-        <w:pStyle w:val="29"/>
-        <w:tabs>
-          <w:tab w:val="right" w:leader="dot" w:pos="8838"/>
-        </w:tabs>
-      </w:pPr>
-      <w:r>
-        <w:fldChar w:fldCharType="begin"/>
-      </w:r>
-      <w:r>
-        <w:instrText xml:space="preserve"> HYPERLINK \l _Toc32528 </w:instrText>
-      </w:r>
-      <w:r>
-        <w:fldChar w:fldCharType="separate"/>
-      </w:r>
-      <w:r>
-        <w:rPr>
-          <w:rFonts w:ascii="Arial" w:hAnsi="Arial" w:eastAsia="黑体"/>
-        </w:rPr>
-        <w:t>2.3 代码格式</w:t>
-      </w:r>
-      <w:r>
-        <w:tab/>
-      </w:r>
-      <w:r>
-        <w:fldChar w:fldCharType="begin"/>
-      </w:r>
-      <w:r>
-        <w:instrText xml:space="preserve"> PAGEREF _Toc32528 \h </w:instrText>
-      </w:r>
-      <w:r>
-        <w:fldChar w:fldCharType="separate"/>
-      </w:r>
-      <w:r>
-        <w:t>7</w:t>
-      </w:r>
-      <w:r>
-        <w:fldChar w:fldCharType="end"/>
-      </w:r>
-      <w:r>
-        <w:fldChar w:fldCharType="end"/>
-      </w:r>
-    </w:p>
-    <w:p>
-      <w:pPr>
-        <w:pStyle w:val="29"/>
-        <w:tabs>
-          <w:tab w:val="right" w:leader="dot" w:pos="8838"/>
-        </w:tabs>
-      </w:pPr>
-      <w:r>
-        <w:fldChar w:fldCharType="begin"/>
-      </w:r>
-      <w:r>
-        <w:instrText xml:space="preserve"> HYPERLINK \l _Toc22772 </w:instrText>
-      </w:r>
-      <w:r>
-        <w:fldChar w:fldCharType="separate"/>
-      </w:r>
-      <w:r>
-        <w:rPr>
-          <w:rFonts w:ascii="Arial" w:hAnsi="Arial" w:eastAsia="黑体"/>
-        </w:rPr>
-        <w:t>2.4 OOP规约</w:t>
-      </w:r>
-      <w:r>
-        <w:tab/>
-      </w:r>
-      <w:r>
-        <w:fldChar w:fldCharType="begin"/>
-      </w:r>
-      <w:r>
-        <w:instrText xml:space="preserve"> PAGEREF _Toc22772 \h </w:instrText>
-      </w:r>
-      <w:r>
-        <w:fldChar w:fldCharType="separate"/>
-      </w:r>
-      <w:r>
-        <w:t>7</w:t>
-      </w:r>
-      <w:r>
-        <w:fldChar w:fldCharType="end"/>
-      </w:r>
-      <w:r>
-        <w:fldChar w:fldCharType="end"/>
-      </w:r>
-    </w:p>
-    <w:p>
-      <w:pPr>
-        <w:pStyle w:val="29"/>
-        <w:tabs>
-          <w:tab w:val="right" w:leader="dot" w:pos="8838"/>
-        </w:tabs>
-      </w:pPr>
-      <w:r>
-        <w:fldChar w:fldCharType="begin"/>
-      </w:r>
-      <w:r>
-        <w:instrText xml:space="preserve"> HYPERLINK \l _Toc29937 </w:instrText>
-      </w:r>
-      <w:r>
-        <w:fldChar w:fldCharType="separate"/>
-      </w:r>
-      <w:r>
-        <w:rPr>
-          <w:rFonts w:ascii="Arial" w:hAnsi="Arial" w:eastAsia="黑体"/>
-        </w:rPr>
-        <w:t>2.5 集合处理</w:t>
-      </w:r>
-      <w:r>
-        <w:tab/>
-      </w:r>
-      <w:r>
-        <w:fldChar w:fldCharType="begin"/>
-      </w:r>
-      <w:r>
-        <w:instrText xml:space="preserve"> PAGEREF _Toc29937 \h </w:instrText>
-      </w:r>
-      <w:r>
-        <w:fldChar w:fldCharType="separate"/>
-      </w:r>
-      <w:r>
-        <w:t>8</w:t>
-      </w:r>
-      <w:r>
-        <w:fldChar w:fldCharType="end"/>
-      </w:r>
-      <w:r>
-        <w:fldChar w:fldCharType="end"/>
-      </w:r>
-    </w:p>
-    <w:p>
-      <w:pPr>
-        <w:pStyle w:val="29"/>
-        <w:tabs>
-          <w:tab w:val="right" w:leader="dot" w:pos="8838"/>
-        </w:tabs>
-      </w:pPr>
-      <w:r>
-        <w:fldChar w:fldCharType="begin"/>
-      </w:r>
-      <w:r>
-        <w:instrText xml:space="preserve"> HYPERLINK \l _Toc16751 </w:instrText>
-      </w:r>
-      <w:r>
-        <w:fldChar w:fldCharType="separate"/>
-      </w:r>
-      <w:r>
-        <w:rPr>
-          <w:rFonts w:ascii="Arial" w:hAnsi="Arial" w:eastAsia="黑体"/>
-        </w:rPr>
-        <w:t>2.6 异常与日志规约</w:t>
-      </w:r>
-      <w:r>
-        <w:tab/>
-      </w:r>
-      <w:r>
-        <w:fldChar w:fldCharType="begin"/>
-      </w:r>
-      <w:r>
-        <w:instrText xml:space="preserve"> PAGEREF _Toc16751 \h </w:instrText>
-      </w:r>
-      <w:r>
-        <w:fldChar w:fldCharType="separate"/>
-      </w:r>
-      <w:r>
-        <w:t>8</w:t>
-      </w:r>
-      <w:r>
-        <w:fldChar w:fldCharType="end"/>
-      </w:r>
-      <w:r>
-        <w:fldChar w:fldCharType="end"/>
-      </w:r>
-    </w:p>
-    <w:p>
-      <w:pPr>
-        <w:pStyle w:val="29"/>
-        <w:tabs>
-          <w:tab w:val="right" w:leader="dot" w:pos="8838"/>
-        </w:tabs>
-      </w:pPr>
-      <w:r>
-        <w:fldChar w:fldCharType="begin"/>
-      </w:r>
-      <w:r>
-        <w:instrText xml:space="preserve"> HYPERLINK \l _Toc25155 </w:instrText>
-      </w:r>
-      <w:r>
-        <w:fldChar w:fldCharType="separate"/>
-      </w:r>
-      <w:r>
-        <w:rPr>
-          <w:rFonts w:ascii="Arial" w:hAnsi="Arial" w:eastAsia="黑体"/>
-        </w:rPr>
-        <w:t>2.7 数据库与MyBatis规约</w:t>
-      </w:r>
-      <w:r>
-        <w:tab/>
-      </w:r>
-      <w:r>
-        <w:fldChar w:fldCharType="begin"/>
-      </w:r>
-      <w:r>
-        <w:instrText xml:space="preserve"> PAGEREF _Toc25155 \h </w:instrText>
-      </w:r>
-      <w:r>
-        <w:fldChar w:fldCharType="separate"/>
-      </w:r>
-      <w:r>
-        <w:t>8</w:t>
-      </w:r>
-      <w:r>
-        <w:fldChar w:fldCharType="end"/>
-      </w:r>
-      <w:r>
-        <w:fldChar w:fldCharType="end"/>
-      </w:r>
-    </w:p>
-    <w:p>
-      <w:pPr>
-        <w:pStyle w:val="29"/>
-        <w:tabs>
-          <w:tab w:val="right" w:leader="dot" w:pos="8838"/>
-        </w:tabs>
-      </w:pPr>
-      <w:r>
-        <w:fldChar w:fldCharType="begin"/>
-      </w:r>
-      <w:r>
-        <w:instrText xml:space="preserve"> HYPERLINK \l _Toc30159 </w:instrText>
-      </w:r>
-      <w:r>
-        <w:fldChar w:fldCharType="separate"/>
-      </w:r>
-      <w:r>
-        <w:rPr>
-          <w:rFonts w:ascii="Arial" w:hAnsi="Arial" w:eastAsia="黑体"/>
-        </w:rPr>
-        <w:t>2.8 安全规约</w:t>
-      </w:r>
-      <w:r>
-        <w:tab/>
-      </w:r>
-      <w:r>
-        <w:fldChar w:fldCharType="begin"/>
-      </w:r>
-      <w:r>
-        <w:instrText xml:space="preserve"> PAGEREF _Toc30159 \h </w:instrText>
-      </w:r>
-      <w:r>
-        <w:fldChar w:fldCharType="separate"/>
-      </w:r>
-      <w:r>
-        <w:t>9</w:t>
-      </w:r>
-      <w:r>
-        <w:fldChar w:fldCharType="end"/>
-      </w:r>
-      <w:r>
-        <w:fldChar w:fldCharType="end"/>
-      </w:r>
-    </w:p>
-    <w:p>
-      <w:pPr>
-        <w:pStyle w:val="29"/>
-        <w:tabs>
-          <w:tab w:val="right" w:leader="dot" w:pos="8838"/>
-        </w:tabs>
-      </w:pPr>
-      <w:r>
-        <w:fldChar w:fldCharType="begin"/>
-      </w:r>
-      <w:r>
-        <w:instrText xml:space="preserve"> HYPERLINK \l _Toc32325 </w:instrText>
-      </w:r>
-      <w:r>
-        <w:fldChar w:fldCharType="separate"/>
-      </w:r>
-      <w:r>
-        <w:rPr>
-          <w:rFonts w:ascii="Arial" w:hAnsi="Arial" w:eastAsia="黑体"/>
-        </w:rPr>
-        <w:t>2.9 注释规范</w:t>
-      </w:r>
-      <w:r>
-        <w:tab/>
-      </w:r>
-      <w:r>
-        <w:fldChar w:fldCharType="begin"/>
-      </w:r>
-      <w:r>
-        <w:instrText xml:space="preserve"> PAGEREF _Toc32325 \h </w:instrText>
-      </w:r>
-      <w:r>
-        <w:fldChar w:fldCharType="separate"/>
-      </w:r>
-      <w:r>
-        <w:t>9</w:t>
-      </w:r>
-      <w:r>
-        <w:fldChar w:fldCharType="end"/>
-      </w:r>
-      <w:r>
-        <w:fldChar w:fldCharType="end"/>
-      </w:r>
-    </w:p>
-    <w:p>
-      <w:pPr>
-        <w:pStyle w:val="29"/>
-        <w:tabs>
-          <w:tab w:val="right" w:leader="dot" w:pos="8838"/>
-        </w:tabs>
-      </w:pPr>
-      <w:r>
-        <w:fldChar w:fldCharType="begin"/>
-      </w:r>
-      <w:r>
-        <w:instrText xml:space="preserve"> HYPERLINK \l _Toc27655 </w:instrText>
-      </w:r>
-      <w:r>
-        <w:fldChar w:fldCharType="separate"/>
-      </w:r>
-      <w:r>
-        <w:rPr>
-          <w:rFonts w:ascii="Arial" w:hAnsi="Arial" w:eastAsia="黑体"/>
-        </w:rPr>
-        <w:t>2.10 IDEA插件配置</w:t>
-      </w:r>
-      <w:r>
-        <w:tab/>
-      </w:r>
-      <w:r>
-        <w:fldChar w:fldCharType="begin"/>
-      </w:r>
-      <w:r>
-        <w:instrText xml:space="preserve"> PAGEREF _Toc27655 \h </w:instrText>
-      </w:r>
-      <w:r>
-        <w:fldChar w:fldCharType="separate"/>
-      </w:r>
-      <w:r>
-        <w:t>9</w:t>
-      </w:r>
-      <w:r>
-        <w:fldChar w:fldCharType="end"/>
-      </w:r>
-      <w:r>
-        <w:fldChar w:fldCharType="end"/>
-      </w:r>
-    </w:p>
-    <w:p>
-      <w:pPr>
-        <w:pStyle w:val="26"/>
-        <w:tabs>
-          <w:tab w:val="right" w:leader="dot" w:pos="8838"/>
-        </w:tabs>
-      </w:pPr>
-      <w:r>
-        <w:fldChar w:fldCharType="begin"/>
-      </w:r>
-      <w:r>
-        <w:instrText xml:space="preserve"> HYPERLINK \l _Toc23555 </w:instrText>
-      </w:r>
-      <w:r>
-        <w:fldChar w:fldCharType="separate"/>
-      </w:r>
-      <w:r>
-        <w:rPr>
-          <w:rFonts w:ascii="Arial" w:hAnsi="Arial" w:eastAsia="黑体"/>
-        </w:rPr>
-        <w:t>3 前端Vue3编码规范</w:t>
-      </w:r>
-      <w:r>
-        <w:tab/>
-      </w:r>
-      <w:r>
-        <w:fldChar w:fldCharType="begin"/>
-      </w:r>
-      <w:r>
-        <w:instrText xml:space="preserve"> PAGEREF _Toc23555 \h </w:instrText>
-      </w:r>
-      <w:r>
-        <w:fldChar w:fldCharType="separate"/>
-      </w:r>
-      <w:r>
-        <w:t>9</w:t>
-      </w:r>
-      <w:r>
-        <w:fldChar w:fldCharType="end"/>
-      </w:r>
-      <w:r>
-        <w:fldChar w:fldCharType="end"/>
-      </w:r>
-    </w:p>
-    <w:p>
-      <w:pPr>
-        <w:pStyle w:val="29"/>
-        <w:tabs>
-          <w:tab w:val="right" w:leader="dot" w:pos="8838"/>
-        </w:tabs>
-      </w:pPr>
-      <w:r>
-        <w:fldChar w:fldCharType="begin"/>
-      </w:r>
-      <w:r>
-        <w:instrText xml:space="preserve"> HYPERLINK \l _Toc13362 </w:instrText>
-      </w:r>
-      <w:r>
-        <w:fldChar w:fldCharType="separate"/>
-      </w:r>
-      <w:r>
-        <w:rPr>
-          <w:rFonts w:ascii="Arial" w:hAnsi="Arial" w:eastAsia="黑体"/>
-        </w:rPr>
-        <w:t>3.1 依赖安装与脚本配置</w:t>
-      </w:r>
-      <w:r>
-        <w:tab/>
-      </w:r>
-      <w:r>
-        <w:fldChar w:fldCharType="begin"/>
-      </w:r>
-      <w:r>
-        <w:instrText xml:space="preserve"> PAGEREF _Toc13362 \h </w:instrText>
-      </w:r>
-      <w:r>
-        <w:fldChar w:fldCharType="separate"/>
-      </w:r>
-      <w:r>
-        <w:t>10</w:t>
-      </w:r>
-      <w:r>
-        <w:fldChar w:fldCharType="end"/>
-      </w:r>
-      <w:r>
-        <w:fldChar w:fldCharType="end"/>
-      </w:r>
-    </w:p>
-    <w:p>
-      <w:pPr>
-        <w:pStyle w:val="29"/>
-        <w:tabs>
-          <w:tab w:val="right" w:leader="dot" w:pos="8838"/>
-        </w:tabs>
-      </w:pPr>
-      <w:r>
-        <w:fldChar w:fldCharType="begin"/>
-      </w:r>
-      <w:r>
-        <w:instrText xml:space="preserve"> HYPERLINK \l _Toc30572 </w:instrText>
-      </w:r>
-      <w:r>
-        <w:fldChar w:fldCharType="separate"/>
-      </w:r>
-      <w:r>
-        <w:rPr>
-          <w:rFonts w:ascii="Arial" w:hAnsi="Arial" w:eastAsia="黑体"/>
-        </w:rPr>
-        <w:t>3.2 .eslintrc.js 配置说明</w:t>
-      </w:r>
-      <w:r>
-        <w:tab/>
-      </w:r>
-      <w:r>
-        <w:fldChar w:fldCharType="begin"/>
-      </w:r>
-      <w:r>
-        <w:instrText xml:space="preserve"> PAGEREF _Toc30572 \h </w:instrText>
-      </w:r>
-      <w:r>
-        <w:fldChar w:fldCharType="separate"/>
-      </w:r>
-      <w:r>
-        <w:t>10</w:t>
-      </w:r>
-      <w:r>
-        <w:fldChar w:fldCharType="end"/>
-      </w:r>
-      <w:r>
-        <w:fldChar w:fldCharType="end"/>
-      </w:r>
-    </w:p>
-    <w:p>
-      <w:pPr>
-        <w:pStyle w:val="29"/>
-        <w:tabs>
-          <w:tab w:val="right" w:leader="dot" w:pos="8838"/>
-        </w:tabs>
-      </w:pPr>
-      <w:r>
-        <w:fldChar w:fldCharType="begin"/>
-      </w:r>
-      <w:r>
-        <w:instrText xml:space="preserve"> HYPERLINK \l _Toc15835 </w:instrText>
-      </w:r>
-      <w:r>
-        <w:fldChar w:fldCharType="separate"/>
-      </w:r>
-      <w:r>
-        <w:rPr>
-          <w:rFonts w:ascii="Arial" w:hAnsi="Arial" w:eastAsia="黑体"/>
-        </w:rPr>
-        <w:t>3.3 编码风格约束</w:t>
-      </w:r>
-      <w:r>
-        <w:tab/>
-      </w:r>
-      <w:r>
-        <w:fldChar w:fldCharType="begin"/>
-      </w:r>
-      <w:r>
-        <w:instrText xml:space="preserve"> PAGEREF _Toc15835 \h </w:instrText>
-      </w:r>
-      <w:r>
-        <w:fldChar w:fldCharType="separate"/>
-      </w:r>
-      <w:r>
-        <w:t>10</w:t>
-      </w:r>
-      <w:r>
-        <w:fldChar w:fldCharType="end"/>
-      </w:r>
-      <w:r>
-        <w:fldChar w:fldCharType="end"/>
-      </w:r>
-    </w:p>
-    <w:p>
-      <w:pPr>
-        <w:pStyle w:val="29"/>
-        <w:tabs>
-          <w:tab w:val="right" w:leader="dot" w:pos="8838"/>
-        </w:tabs>
-      </w:pPr>
-      <w:r>
-        <w:fldChar w:fldCharType="begin"/>
-      </w:r>
-      <w:r>
-        <w:instrText xml:space="preserve"> HYPERLINK \l _Toc8165 </w:instrText>
-      </w:r>
-      <w:r>
-        <w:fldChar w:fldCharType="separate"/>
-      </w:r>
-      <w:r>
-        <w:rPr>
-          <w:rFonts w:ascii="Arial" w:hAnsi="Arial" w:eastAsia="黑体"/>
-        </w:rPr>
-        <w:t>3.4 目录与文件命名</w:t>
-      </w:r>
-      <w:r>
-        <w:tab/>
-      </w:r>
-      <w:r>
-        <w:fldChar w:fldCharType="begin"/>
-      </w:r>
-      <w:r>
-        <w:instrText xml:space="preserve"> PAGEREF _Toc8165 \h </w:instrText>
-      </w:r>
-      <w:r>
-        <w:fldChar w:fldCharType="separate"/>
-      </w:r>
-      <w:r>
-        <w:t>11</w:t>
-      </w:r>
-      <w:r>
-        <w:fldChar w:fldCharType="end"/>
-      </w:r>
-      <w:r>
-        <w:fldChar w:fldCharType="end"/>
-      </w:r>
-    </w:p>
-    <w:p>
-      <w:pPr>
-        <w:pStyle w:val="29"/>
-        <w:tabs>
-          <w:tab w:val="right" w:leader="dot" w:pos="8838"/>
-        </w:tabs>
-      </w:pPr>
-      <w:r>
-        <w:fldChar w:fldCharType="begin"/>
-      </w:r>
-      <w:r>
-        <w:instrText xml:space="preserve"> HYPERLINK \l _Toc26803 </w:instrText>
-      </w:r>
-      <w:r>
-        <w:fldChar w:fldCharType="separate"/>
-      </w:r>
-      <w:r>
-        <w:rPr>
-          <w:rFonts w:ascii="Arial" w:hAnsi="Arial" w:eastAsia="黑体"/>
-        </w:rPr>
-        <w:t>3.5 注释规范</w:t>
-      </w:r>
-      <w:r>
-        <w:tab/>
-      </w:r>
-      <w:r>
-        <w:fldChar w:fldCharType="begin"/>
-      </w:r>
-      <w:r>
-        <w:instrText xml:space="preserve"> PAGEREF _Toc26803 \h </w:instrText>
-      </w:r>
-      <w:r>
-        <w:fldChar w:fldCharType="separate"/>
-      </w:r>
-      <w:r>
-        <w:t>11</w:t>
-      </w:r>
-      <w:r>
-        <w:fldChar w:fldCharType="end"/>
-      </w:r>
-      <w:r>
-        <w:fldChar w:fldCharType="end"/>
-      </w:r>
-    </w:p>
-    <w:p>
-      <w:pPr>
-        <w:pStyle w:val="26"/>
-        <w:tabs>
-          <w:tab w:val="right" w:leader="dot" w:pos="8838"/>
-        </w:tabs>
-      </w:pPr>
-      <w:r>
-        <w:fldChar w:fldCharType="begin"/>
-      </w:r>
-      <w:r>
-        <w:instrText xml:space="preserve"> HYPERLINK \l _Toc21689 </w:instrText>
-      </w:r>
-      <w:r>
-        <w:fldChar w:fldCharType="separate"/>
-      </w:r>
-      <w:r>
-        <w:rPr>
-          <w:rFonts w:ascii="Arial" w:hAnsi="Arial" w:eastAsia="黑体"/>
-        </w:rPr>
-        <w:t>4 Git版本控制规范</w:t>
-      </w:r>
-      <w:r>
-        <w:tab/>
-      </w:r>
-      <w:r>
-        <w:fldChar w:fldCharType="begin"/>
-      </w:r>
-      <w:r>
-        <w:instrText xml:space="preserve"> PAGEREF _Toc21689 \h </w:instrText>
-      </w:r>
-      <w:r>
-        <w:fldChar w:fldCharType="separate"/>
-      </w:r>
-      <w:r>
-        <w:t>11</w:t>
-      </w:r>
-      <w:r>
-        <w:fldChar w:fldCharType="end"/>
-      </w:r>
-      <w:r>
-        <w:fldChar w:fldCharType="end"/>
-      </w:r>
-    </w:p>
-    <w:p>
-      <w:pPr>
-        <w:pStyle w:val="26"/>
-        <w:tabs>
-          <w:tab w:val="right" w:leader="dot" w:pos="8838"/>
-        </w:tabs>
-      </w:pPr>
-      <w:r>
-        <w:fldChar w:fldCharType="begin"/>
-      </w:r>
-      <w:r>
-        <w:instrText xml:space="preserve"> HYPERLINK \l _Toc17355 </w:instrText>
-      </w:r>
-      <w:r>
-        <w:fldChar w:fldCharType="separate"/>
-      </w:r>
-      <w:r>
-        <w:rPr>
-          <w:rFonts w:ascii="Arial" w:hAnsi="Arial" w:eastAsia="黑体"/>
-        </w:rPr>
-        <w:t>5 工程目录结构</w:t>
-      </w:r>
-      <w:r>
-        <w:tab/>
-      </w:r>
-      <w:r>
-        <w:fldChar w:fldCharType="begin"/>
-      </w:r>
-      <w:r>
-        <w:instrText xml:space="preserve"> PAGEREF _Toc17355 \h </w:instrText>
-      </w:r>
-      <w:r>
-        <w:fldChar w:fldCharType="separate"/>
-      </w:r>
-      <w:r>
-        <w:t>12</w:t>
-      </w:r>
-      <w:r>
-        <w:fldChar w:fldCharType="end"/>
-      </w:r>
-      <w:r>
-        <w:fldChar w:fldCharType="end"/>
-      </w:r>
-    </w:p>
-    <w:p>
-      <w:pPr>
-        <w:pStyle w:val="29"/>
-        <w:tabs>
-          <w:tab w:val="right" w:leader="dot" w:pos="8838"/>
-        </w:tabs>
-      </w:pPr>
-      <w:r>
-        <w:fldChar w:fldCharType="begin"/>
-      </w:r>
-      <w:r>
-        <w:instrText xml:space="preserve"> HYPERLINK \l _Toc2522 </w:instrText>
-      </w:r>
-      <w:r>
-        <w:fldChar w:fldCharType="separate"/>
-      </w:r>
-      <w:r>
-        <w:rPr>
-          <w:rFonts w:ascii="Arial" w:hAnsi="Arial" w:eastAsia="黑体"/>
-        </w:rPr>
-        <w:t>5.1 后端Spring Boot目录</w:t>
-      </w:r>
-      <w:r>
-        <w:tab/>
-      </w:r>
-      <w:r>
-        <w:fldChar w:fldCharType="begin"/>
-      </w:r>
-      <w:r>
-        <w:instrText xml:space="preserve"> PAGEREF _Toc2522 \h </w:instrText>
-      </w:r>
-      <w:r>
-        <w:fldChar w:fldCharType="separate"/>
-      </w:r>
-      <w:r>
-        <w:t>12</w:t>
-      </w:r>
-      <w:r>
-        <w:fldChar w:fldCharType="end"/>
-      </w:r>
-      <w:r>
-        <w:fldChar w:fldCharType="end"/>
-      </w:r>
-    </w:p>
-    <w:p>
-      <w:pPr>
-        <w:pStyle w:val="29"/>
-        <w:tabs>
-          <w:tab w:val="right" w:leader="dot" w:pos="8838"/>
-        </w:tabs>
-      </w:pPr>
-      <w:r>
-        <w:fldChar w:fldCharType="begin"/>
-      </w:r>
-      <w:r>
-        <w:instrText xml:space="preserve"> HYPERLINK \l _Toc14284 </w:instrText>
-      </w:r>
-      <w:r>
-        <w:fldChar w:fldCharType="separate"/>
-      </w:r>
-      <w:r>
-        <w:rPr>
-          <w:rFonts w:ascii="Arial" w:hAnsi="Arial" w:eastAsia="黑体"/>
-        </w:rPr>
-        <w:t>5.2 前端目录（Vue3 + Vite）</w:t>
-      </w:r>
-      <w:r>
-        <w:tab/>
-      </w:r>
-      <w:r>
-        <w:fldChar w:fldCharType="begin"/>
-      </w:r>
-      <w:r>
-        <w:instrText xml:space="preserve"> PAGEREF _Toc14284 \h </w:instrText>
-      </w:r>
-      <w:r>
-        <w:fldChar w:fldCharType="separate"/>
-      </w:r>
-      <w:r>
-        <w:t>12</w:t>
-      </w:r>
-      <w:r>
-        <w:fldChar w:fldCharType="end"/>
-      </w:r>
-      <w:r>
-        <w:fldChar w:fldCharType="end"/>
-      </w:r>
-    </w:p>
-    <w:p>
-      <w:pPr>
-        <w:pStyle w:val="26"/>
-        <w:tabs>
-          <w:tab w:val="right" w:leader="dot" w:pos="8838"/>
-        </w:tabs>
-      </w:pPr>
-      <w:r>
-        <w:fldChar w:fldCharType="begin"/>
-      </w:r>
-      <w:r>
-        <w:instrText xml:space="preserve"> HYPERLINK \l _Toc16330 </w:instrText>
-      </w:r>
-      <w:r>
-        <w:fldChar w:fldCharType="separate"/>
-      </w:r>
-      <w:r>
-        <w:rPr>
-          <w:rFonts w:ascii="Arial" w:hAnsi="Arial" w:eastAsia="黑体"/>
-        </w:rPr>
-        <w:t>6 SQL脚本编写规范</w:t>
-      </w:r>
-      <w:r>
-        <w:tab/>
-      </w:r>
-      <w:r>
-        <w:fldChar w:fldCharType="begin"/>
-      </w:r>
-      <w:r>
-        <w:instrText xml:space="preserve"> PAGEREF _Toc16330 \h </w:instrText>
-      </w:r>
-      <w:r>
-        <w:fldChar w:fldCharType="separate"/>
-      </w:r>
-      <w:r>
-        <w:t>12</w:t>
-      </w:r>
-      <w:r>
-        <w:fldChar w:fldCharType="end"/>
-      </w:r>
-      <w:r>
-        <w:fldChar w:fldCharType="end"/>
-      </w:r>
-    </w:p>
-    <w:p>
-      <w:pPr>
-        <w:pStyle w:val="26"/>
-        <w:tabs>
-          <w:tab w:val="right" w:leader="dot" w:pos="8838"/>
-        </w:tabs>
-      </w:pPr>
-      <w:r>
-        <w:fldChar w:fldCharType="begin"/>
-      </w:r>
-      <w:r>
-        <w:instrText xml:space="preserve"> HYPERLINK \l _Toc31684 </w:instrText>
-      </w:r>
-      <w:r>
-        <w:fldChar w:fldCharType="separate"/>
-      </w:r>
-      <w:r>
-        <w:rPr>
-          <w:rFonts w:ascii="Arial" w:hAnsi="Arial" w:eastAsia="黑体"/>
-        </w:rPr>
-        <w:t>7 Docker部署规范</w:t>
-      </w:r>
-      <w:r>
-        <w:tab/>
-      </w:r>
-      <w:r>
-        <w:fldChar w:fldCharType="begin"/>
-      </w:r>
-      <w:r>
-        <w:instrText xml:space="preserve"> PAGEREF _Toc31684 \h </w:instrText>
-      </w:r>
-      <w:r>
-        <w:fldChar w:fldCharType="separate"/>
-      </w:r>
-      <w:r>
-        <w:t>13</w:t>
-      </w:r>
-      <w:r>
-        <w:fldChar w:fldCharType="end"/>
-      </w:r>
-      <w:r>
-        <w:fldChar w:fldCharType="end"/>
-      </w:r>
-    </w:p>
-    <w:p>
-      <w:pPr>
-        <w:pStyle w:val="26"/>
-        <w:tabs>
-          <w:tab w:val="right" w:leader="dot" w:pos="8838"/>
-        </w:tabs>
-      </w:pPr>
-      <w:r>
-        <w:fldChar w:fldCharType="begin"/>
-      </w:r>
-      <w:r>
-        <w:instrText xml:space="preserve"> HYPERLINK \l _Toc28582 </w:instrText>
-      </w:r>
-      <w:r>
-        <w:fldChar w:fldCharType="separate"/>
-      </w:r>
-      <w:r>
-        <w:rPr>
-          <w:rFonts w:ascii="Arial" w:hAnsi="Arial" w:eastAsia="黑体"/>
-        </w:rPr>
-        <w:t>8 课程设计交付文档要求</w:t>
-      </w:r>
-      <w:r>
-        <w:tab/>
-      </w:r>
-      <w:r>
-        <w:fldChar w:fldCharType="begin"/>
-      </w:r>
-      <w:r>
-        <w:instrText xml:space="preserve"> PAGEREF _Toc28582 \h </w:instrText>
-      </w:r>
-      <w:r>
-        <w:fldChar w:fldCharType="separate"/>
-      </w:r>
-      <w:r>
-        <w:t>13</w:t>
-      </w:r>
-      <w:r>
-        <w:fldChar w:fldCharType="end"/>
-      </w:r>
-      <w:r>
-        <w:fldChar w:fldCharType="end"/>
-      </w:r>
-    </w:p>
-    <w:p>
-      <w:pPr>
-        <w:pStyle w:val="26"/>
-        <w:tabs>
-          <w:tab w:val="right" w:leader="dot" w:pos="8838"/>
-        </w:tabs>
-      </w:pPr>
-      <w:r>
-        <w:fldChar w:fldCharType="begin"/>
-      </w:r>
-      <w:r>
-        <w:instrText xml:space="preserve"> HYPERLINK \l _Toc29056 </w:instrText>
-      </w:r>
-      <w:r>
-        <w:fldChar w:fldCharType="separate"/>
-      </w:r>
-      <w:r>
-        <w:rPr>
-          <w:rFonts w:ascii="Arial" w:hAnsi="Arial" w:eastAsia="黑体"/>
-        </w:rPr>
-        <w:t>9 提交前自查清单</w:t>
-      </w:r>
-      <w:r>
-        <w:tab/>
-      </w:r>
-      <w:r>
-        <w:fldChar w:fldCharType="begin"/>
-      </w:r>
-      <w:r>
-        <w:instrText xml:space="preserve"> PAGEREF _Toc29056 \h </w:instrText>
-      </w:r>
-      <w:r>
-        <w:fldChar w:fldCharType="separate"/>
-      </w:r>
-      <w:r>
-        <w:t>13</w:t>
-      </w:r>
-      <w:r>
-        <w:fldChar w:fldCharType="end"/>
-      </w:r>
-      <w:r>
-        <w:fldChar w:fldCharType="end"/>
-      </w:r>
-    </w:p>
-    <w:p>
-      <w:pPr>
-        <w:pStyle w:val="29"/>
-        <w:tabs>
-          <w:tab w:val="right" w:leader="dot" w:pos="8838"/>
-        </w:tabs>
-      </w:pPr>
-      <w:r>
-        <w:fldChar w:fldCharType="begin"/>
-      </w:r>
-      <w:r>
-        <w:instrText xml:space="preserve"> HYPERLINK \l _Toc5285 </w:instrText>
-      </w:r>
-      <w:r>
-        <w:fldChar w:fldCharType="separate"/>
-      </w:r>
-      <w:r>
-        <w:rPr>
-          <w:rFonts w:ascii="Arial" w:hAnsi="Arial" w:eastAsia="黑体"/>
-        </w:rPr>
-        <w:t>9.1 后端检查项</w:t>
-      </w:r>
-      <w:r>
-        <w:tab/>
-      </w:r>
-      <w:r>
-        <w:fldChar w:fldCharType="begin"/>
-      </w:r>
-      <w:r>
-        <w:instrText xml:space="preserve"> PAGEREF _Toc5285 \h </w:instrText>
-      </w:r>
-      <w:r>
-        <w:fldChar w:fldCharType="separate"/>
-      </w:r>
-      <w:r>
-        <w:t>13</w:t>
-      </w:r>
-      <w:r>
-        <w:fldChar w:fldCharType="end"/>
-      </w:r>
-      <w:r>
-        <w:fldChar w:fldCharType="end"/>
-      </w:r>
-    </w:p>
-    <w:p>
-      <w:pPr>
-        <w:pStyle w:val="29"/>
-        <w:tabs>
-          <w:tab w:val="right" w:leader="dot" w:pos="8838"/>
-        </w:tabs>
-      </w:pPr>
-      <w:r>
-        <w:fldChar w:fldCharType="begin"/>
-      </w:r>
-      <w:r>
-        <w:instrText xml:space="preserve"> HYPERLINK \l _Toc11658 </w:instrText>
-      </w:r>
-      <w:r>
-        <w:fldChar w:fldCharType="separate"/>
-      </w:r>
-      <w:r>
-        <w:rPr>
-          <w:rFonts w:ascii="Arial" w:hAnsi="Arial" w:eastAsia="黑体"/>
-        </w:rPr>
-        <w:t>9.2 前端检查项</w:t>
-      </w:r>
-      <w:r>
-        <w:tab/>
-      </w:r>
-      <w:r>
-        <w:fldChar w:fldCharType="begin"/>
-      </w:r>
-      <w:r>
-        <w:instrText xml:space="preserve"> PAGEREF _Toc11658 \h </w:instrText>
-      </w:r>
-      <w:r>
-        <w:fldChar w:fldCharType="separate"/>
-      </w:r>
-      <w:r>
-        <w:t>14</w:t>
-      </w:r>
-      <w:r>
-        <w:fldChar w:fldCharType="end"/>
-      </w:r>
-      <w:r>
-        <w:fldChar w:fldCharType="end"/>
-      </w:r>
-    </w:p>
-    <w:p>
-      <w:pPr>
-        <w:pStyle w:val="29"/>
-        <w:tabs>
-          <w:tab w:val="right" w:leader="dot" w:pos="8838"/>
-        </w:tabs>
-      </w:pPr>
-      <w:r>
-        <w:fldChar w:fldCharType="begin"/>
-      </w:r>
-      <w:r>
-        <w:instrText xml:space="preserve"> HYPERLINK \l _Toc9875 </w:instrText>
-      </w:r>
-      <w:r>
-        <w:fldChar w:fldCharType="separate"/>
-      </w:r>
-      <w:r>
-        <w:rPr>
-          <w:rFonts w:ascii="Arial" w:hAnsi="Arial" w:eastAsia="黑体"/>
-        </w:rPr>
-        <w:t>9.3 公共检查项</w:t>
-      </w:r>
-      <w:r>
-        <w:tab/>
-      </w:r>
-      <w:r>
-        <w:fldChar w:fldCharType="begin"/>
-      </w:r>
-      <w:r>
-        <w:instrText xml:space="preserve"> PAGEREF _Toc9875 \h </w:instrText>
-      </w:r>
-      <w:r>
-        <w:fldChar w:fldCharType="separate"/>
-      </w:r>
-      <w:r>
-        <w:t>14</w:t>
-      </w:r>
-      <w:r>
-        <w:fldChar w:fldCharType="end"/>
-      </w:r>
-      <w:r>
-        <w:fldChar w:fldCharType="end"/>
-      </w:r>
-    </w:p>
-    <w:p>
-      <w:r>
-        <w:fldChar w:fldCharType="end"/>
+    </w:p>
+    <w:p>
+      <w:r>
+        <w:br w:type="page"/>
       </w:r>
     </w:p>
     <w:p>
@@ -2243,7 +767,6 @@
         <w:pStyle w:val="3"/>
         <w:spacing w:before="280" w:after="160"/>
       </w:pPr>
-      <w:bookmarkStart w:id="2" w:name="_Toc7396"/>
       <w:r>
         <w:rPr>
           <w:rFonts w:ascii="Arial" w:hAnsi="Arial" w:eastAsia="黑体"/>
@@ -2253,14 +776,12 @@
         </w:rPr>
         <w:t>1 文档概述</w:t>
       </w:r>
-      <w:bookmarkEnd w:id="2"/>
     </w:p>
     <w:p>
       <w:pPr>
         <w:pStyle w:val="4"/>
         <w:spacing w:before="200" w:after="120"/>
       </w:pPr>
-      <w:bookmarkStart w:id="3" w:name="_Toc29155"/>
       <w:r>
         <w:rPr>
           <w:rFonts w:ascii="Arial" w:hAnsi="Arial" w:eastAsia="黑体"/>
@@ -2270,7 +791,6 @@
         </w:rPr>
         <w:t>1.1 项目简介</w:t>
       </w:r>
-      <w:bookmarkEnd w:id="3"/>
     </w:p>
     <w:p>
       <w:pPr>
@@ -2385,7 +905,6 @@
         <w:pStyle w:val="4"/>
         <w:spacing w:before="200" w:after="120"/>
       </w:pPr>
-      <w:bookmarkStart w:id="4" w:name="_Toc30816"/>
       <w:r>
         <w:rPr>
           <w:rFonts w:ascii="Arial" w:hAnsi="Arial" w:eastAsia="黑体"/>
@@ -2395,7 +914,6 @@
         </w:rPr>
         <w:t>1.2 编写目的</w:t>
       </w:r>
-      <w:bookmarkEnd w:id="4"/>
     </w:p>
     <w:p>
       <w:pPr>
@@ -2414,7 +932,6 @@
         <w:pStyle w:val="4"/>
         <w:spacing w:before="200" w:after="120"/>
       </w:pPr>
-      <w:bookmarkStart w:id="5" w:name="_Toc23529"/>
       <w:r>
         <w:rPr>
           <w:rFonts w:ascii="Arial" w:hAnsi="Arial" w:eastAsia="黑体"/>
@@ -2424,7 +941,6 @@
         </w:rPr>
         <w:t>1.3 参考资料</w:t>
       </w:r>
-      <w:bookmarkEnd w:id="5"/>
     </w:p>
     <w:p>
       <w:pPr>
@@ -2467,7 +983,6 @@
         <w:pStyle w:val="4"/>
         <w:spacing w:before="200" w:after="120"/>
       </w:pPr>
-      <w:bookmarkStart w:id="6" w:name="_Toc30209"/>
       <w:r>
         <w:rPr>
           <w:rFonts w:ascii="Arial" w:hAnsi="Arial" w:eastAsia="黑体"/>
@@ -2477,7 +992,6 @@
         </w:rPr>
         <w:t>1.4 适用范围</w:t>
       </w:r>
-      <w:bookmarkEnd w:id="6"/>
     </w:p>
     <w:p>
       <w:pPr>
@@ -2496,7 +1010,6 @@
         <w:pStyle w:val="3"/>
         <w:spacing w:before="280" w:after="160"/>
       </w:pPr>
-      <w:bookmarkStart w:id="7" w:name="_Toc7309"/>
       <w:r>
         <w:rPr>
           <w:rFonts w:ascii="Arial" w:hAnsi="Arial" w:eastAsia="黑体"/>
@@ -2506,7 +1019,6 @@
         </w:rPr>
         <w:t>2 后端Java编码规范</w:t>
       </w:r>
-      <w:bookmarkEnd w:id="7"/>
     </w:p>
     <w:p>
       <w:pPr>
@@ -2517,7 +1029,7 @@
           <w:rFonts w:ascii="Times New Roman" w:hAnsi="Times New Roman" w:eastAsia="宋体"/>
           <w:sz w:val="24"/>
         </w:rPr>
-        <w:t>本章以《阿里巴巴Java开发手册》为基准，只摘录与本项目相关的条目，以及小组讨论后额外补充的约定。</w:t>
+        <w:t>本章以《阿里巴巴Java开发手册》为基准，只摘录与本项目相关的条目，以及小组讨论后额外补充的约定，完整规则以原手册为准。如两者有出入，以手册为准。</w:t>
       </w:r>
     </w:p>
     <w:p>
@@ -2525,7 +1037,6 @@
         <w:pStyle w:val="4"/>
         <w:spacing w:before="200" w:after="120"/>
       </w:pPr>
-      <w:bookmarkStart w:id="8" w:name="_Toc16798"/>
       <w:r>
         <w:rPr>
           <w:rFonts w:ascii="Arial" w:hAnsi="Arial" w:eastAsia="黑体"/>
@@ -2535,7 +1046,6 @@
         </w:rPr>
         <w:t>2.1 命名规约</w:t>
       </w:r>
-      <w:bookmarkEnd w:id="8"/>
     </w:p>
     <w:p>
       <w:pPr>
@@ -2644,7 +1154,6 @@
         <w:pStyle w:val="4"/>
         <w:spacing w:before="200" w:after="120"/>
       </w:pPr>
-      <w:bookmarkStart w:id="9" w:name="_Toc25279"/>
       <w:r>
         <w:rPr>
           <w:rFonts w:ascii="Arial" w:hAnsi="Arial" w:eastAsia="黑体"/>
@@ -2654,7 +1163,6 @@
         </w:rPr>
         <w:t>2.2 分层模型定义</w:t>
       </w:r>
-      <w:bookmarkEnd w:id="9"/>
     </w:p>
     <w:p>
       <w:pPr>
@@ -2670,7 +1178,7 @@
     </w:p>
     <w:tbl>
       <w:tblPr>
-        <w:tblStyle w:val="35"/>
+        <w:tblStyle w:val="33"/>
         <w:tblW w:w="0" w:type="auto"/>
         <w:jc w:val="center"/>
         <w:tblBorders>
@@ -2949,7 +1457,6 @@
         <w:pStyle w:val="4"/>
         <w:spacing w:before="200" w:after="120"/>
       </w:pPr>
-      <w:bookmarkStart w:id="10" w:name="_Toc32528"/>
       <w:r>
         <w:rPr>
           <w:rFonts w:ascii="Arial" w:hAnsi="Arial" w:eastAsia="黑体"/>
@@ -2959,7 +1466,6 @@
         </w:rPr>
         <w:t>2.3 代码格式</w:t>
       </w:r>
-      <w:bookmarkEnd w:id="10"/>
     </w:p>
     <w:p>
       <w:pPr>
@@ -3031,7 +1537,6 @@
         <w:pStyle w:val="4"/>
         <w:spacing w:before="200" w:after="120"/>
       </w:pPr>
-      <w:bookmarkStart w:id="11" w:name="_Toc22772"/>
       <w:r>
         <w:rPr>
           <w:rFonts w:ascii="Arial" w:hAnsi="Arial" w:eastAsia="黑体"/>
@@ -3041,7 +1546,6 @@
         </w:rPr>
         <w:t>2.4 OOP规约</w:t>
       </w:r>
-      <w:bookmarkEnd w:id="11"/>
     </w:p>
     <w:p>
       <w:pPr>
@@ -3113,7 +1617,6 @@
         <w:pStyle w:val="4"/>
         <w:spacing w:before="200" w:after="120"/>
       </w:pPr>
-      <w:bookmarkStart w:id="12" w:name="_Toc29937"/>
       <w:r>
         <w:rPr>
           <w:rFonts w:ascii="Arial" w:hAnsi="Arial" w:eastAsia="黑体"/>
@@ -3123,7 +1626,6 @@
         </w:rPr>
         <w:t>2.5 集合处理</w:t>
       </w:r>
-      <w:bookmarkEnd w:id="12"/>
     </w:p>
     <w:p>
       <w:pPr>
@@ -3182,7 +1684,6 @@
         <w:pStyle w:val="4"/>
         <w:spacing w:before="200" w:after="120"/>
       </w:pPr>
-      <w:bookmarkStart w:id="13" w:name="_Toc16751"/>
       <w:r>
         <w:rPr>
           <w:rFonts w:ascii="Arial" w:hAnsi="Arial" w:eastAsia="黑体"/>
@@ -3192,7 +1693,6 @@
         </w:rPr>
         <w:t>2.6 异常与日志规约</w:t>
       </w:r>
-      <w:bookmarkEnd w:id="13"/>
     </w:p>
     <w:p>
       <w:pPr>
@@ -3290,7 +1790,6 @@
         <w:pStyle w:val="4"/>
         <w:spacing w:before="200" w:after="120"/>
       </w:pPr>
-      <w:bookmarkStart w:id="14" w:name="_Toc25155"/>
       <w:r>
         <w:rPr>
           <w:rFonts w:ascii="Arial" w:hAnsi="Arial" w:eastAsia="黑体"/>
@@ -3300,7 +1799,6 @@
         </w:rPr>
         <w:t>2.7 数据库与MyBatis规约</w:t>
       </w:r>
-      <w:bookmarkEnd w:id="14"/>
     </w:p>
     <w:p>
       <w:pPr>
@@ -3385,7 +1883,6 @@
         <w:pStyle w:val="4"/>
         <w:spacing w:before="200" w:after="120"/>
       </w:pPr>
-      <w:bookmarkStart w:id="15" w:name="_Toc30159"/>
       <w:r>
         <w:rPr>
           <w:rFonts w:ascii="Arial" w:hAnsi="Arial" w:eastAsia="黑体"/>
@@ -3395,7 +1892,6 @@
         </w:rPr>
         <w:t>2.8 安全规约</w:t>
       </w:r>
-      <w:bookmarkEnd w:id="15"/>
     </w:p>
     <w:p>
       <w:pPr>
@@ -3454,7 +1950,6 @@
         <w:pStyle w:val="4"/>
         <w:spacing w:before="200" w:after="120"/>
       </w:pPr>
-      <w:bookmarkStart w:id="16" w:name="_Toc32325"/>
       <w:r>
         <w:rPr>
           <w:rFonts w:ascii="Arial" w:hAnsi="Arial" w:eastAsia="黑体"/>
@@ -3464,7 +1959,6 @@
         </w:rPr>
         <w:t>2.9 注释规范</w:t>
       </w:r>
-      <w:bookmarkEnd w:id="16"/>
     </w:p>
     <w:p>
       <w:pPr>
@@ -3548,7 +2042,6 @@
         <w:pStyle w:val="4"/>
         <w:spacing w:before="200" w:after="120"/>
       </w:pPr>
-      <w:bookmarkStart w:id="17" w:name="_Toc27655"/>
       <w:r>
         <w:rPr>
           <w:rFonts w:ascii="Arial" w:hAnsi="Arial" w:eastAsia="黑体"/>
@@ -3558,7 +2051,6 @@
         </w:rPr>
         <w:t>2.10 IDEA插件配置</w:t>
       </w:r>
-      <w:bookmarkEnd w:id="17"/>
     </w:p>
     <w:p>
       <w:pPr>
@@ -3617,7 +2109,6 @@
         <w:pStyle w:val="3"/>
         <w:spacing w:before="280" w:after="160"/>
       </w:pPr>
-      <w:bookmarkStart w:id="18" w:name="_Toc23555"/>
       <w:r>
         <w:rPr>
           <w:rFonts w:ascii="Arial" w:hAnsi="Arial" w:eastAsia="黑体"/>
@@ -3627,7 +2118,6 @@
         </w:rPr>
         <w:t>3 前端Vue3编码规范</w:t>
       </w:r>
-      <w:bookmarkEnd w:id="18"/>
     </w:p>
     <w:p>
       <w:pPr>
@@ -3646,7 +2136,6 @@
         <w:pStyle w:val="4"/>
         <w:spacing w:before="200" w:after="120"/>
       </w:pPr>
-      <w:bookmarkStart w:id="19" w:name="_Toc13362"/>
       <w:r>
         <w:rPr>
           <w:rFonts w:ascii="Arial" w:hAnsi="Arial" w:eastAsia="黑体"/>
@@ -3656,7 +2145,6 @@
         </w:rPr>
         <w:t>3.1 依赖安装与脚本配置</w:t>
       </w:r>
-      <w:bookmarkEnd w:id="19"/>
     </w:p>
     <w:p>
       <w:pPr>
@@ -3797,7 +2285,6 @@
         <w:pStyle w:val="4"/>
         <w:spacing w:before="200" w:after="120"/>
       </w:pPr>
-      <w:bookmarkStart w:id="20" w:name="_Toc30572"/>
       <w:r>
         <w:rPr>
           <w:rFonts w:ascii="Arial" w:hAnsi="Arial" w:eastAsia="黑体"/>
@@ -3807,7 +2294,6 @@
         </w:rPr>
         <w:t>3.2 .eslintrc.js 配置说明</w:t>
       </w:r>
-      <w:bookmarkEnd w:id="20"/>
     </w:p>
     <w:p>
       <w:pPr>
@@ -3878,7 +2364,6 @@
         <w:pStyle w:val="4"/>
         <w:spacing w:before="200" w:after="120"/>
       </w:pPr>
-      <w:bookmarkStart w:id="21" w:name="_Toc15835"/>
       <w:r>
         <w:rPr>
           <w:rFonts w:ascii="Arial" w:hAnsi="Arial" w:eastAsia="黑体"/>
@@ -3888,7 +2373,6 @@
         </w:rPr>
         <w:t>3.3 编码风格约束</w:t>
       </w:r>
-      <w:bookmarkEnd w:id="21"/>
     </w:p>
     <w:p>
       <w:pPr>
@@ -3999,7 +2483,6 @@
         <w:pStyle w:val="4"/>
         <w:spacing w:before="200" w:after="120"/>
       </w:pPr>
-      <w:bookmarkStart w:id="22" w:name="_Toc8165"/>
       <w:r>
         <w:rPr>
           <w:rFonts w:ascii="Arial" w:hAnsi="Arial" w:eastAsia="黑体"/>
@@ -4009,7 +2492,6 @@
         </w:rPr>
         <w:t>3.4 目录与文件命名</w:t>
       </w:r>
-      <w:bookmarkEnd w:id="22"/>
     </w:p>
     <w:p>
       <w:pPr>
@@ -4180,7 +2662,6 @@
         <w:pStyle w:val="4"/>
         <w:spacing w:before="200" w:after="120"/>
       </w:pPr>
-      <w:bookmarkStart w:id="23" w:name="_Toc26803"/>
       <w:r>
         <w:rPr>
           <w:rFonts w:ascii="Arial" w:hAnsi="Arial" w:eastAsia="黑体"/>
@@ -4190,7 +2671,6 @@
         </w:rPr>
         <w:t>3.5 注释规范</w:t>
       </w:r>
-      <w:bookmarkEnd w:id="23"/>
     </w:p>
     <w:p>
       <w:pPr>
@@ -4249,7 +2729,6 @@
         <w:pStyle w:val="3"/>
         <w:spacing w:before="280" w:after="160"/>
       </w:pPr>
-      <w:bookmarkStart w:id="24" w:name="_Toc21689"/>
       <w:r>
         <w:rPr>
           <w:rFonts w:ascii="Arial" w:hAnsi="Arial" w:eastAsia="黑体"/>
@@ -4259,7 +2738,6 @@
         </w:rPr>
         <w:t>4 Git版本控制规范</w:t>
       </w:r>
-      <w:bookmarkEnd w:id="24"/>
     </w:p>
     <w:p>
       <w:pPr>
@@ -4318,7 +2796,6 @@
         <w:pStyle w:val="3"/>
         <w:spacing w:before="280" w:after="160"/>
       </w:pPr>
-      <w:bookmarkStart w:id="25" w:name="_Toc17355"/>
       <w:r>
         <w:rPr>
           <w:rFonts w:ascii="Arial" w:hAnsi="Arial" w:eastAsia="黑体"/>
@@ -4328,14 +2805,12 @@
         </w:rPr>
         <w:t>5 工程目录结构</w:t>
       </w:r>
-      <w:bookmarkEnd w:id="25"/>
     </w:p>
     <w:p>
       <w:pPr>
         <w:pStyle w:val="4"/>
         <w:spacing w:before="200" w:after="120"/>
       </w:pPr>
-      <w:bookmarkStart w:id="26" w:name="_Toc2522"/>
       <w:r>
         <w:rPr>
           <w:rFonts w:ascii="Arial" w:hAnsi="Arial" w:eastAsia="黑体"/>
@@ -4345,7 +2820,6 @@
         </w:rPr>
         <w:t>5.1 后端Spring Boot目录</w:t>
       </w:r>
-      <w:bookmarkEnd w:id="26"/>
     </w:p>
     <w:p>
       <w:pPr>
@@ -4583,7 +3057,6 @@
         <w:pStyle w:val="4"/>
         <w:spacing w:before="200" w:after="120"/>
       </w:pPr>
-      <w:bookmarkStart w:id="27" w:name="_Toc14284"/>
       <w:r>
         <w:rPr>
           <w:rFonts w:ascii="Arial" w:hAnsi="Arial" w:eastAsia="黑体"/>
@@ -4593,7 +3066,6 @@
         </w:rPr>
         <w:t>5.2 前端目录（Vue3 + Vite）</w:t>
       </w:r>
-      <w:bookmarkEnd w:id="27"/>
     </w:p>
     <w:p>
       <w:pPr>
@@ -4726,7 +3198,6 @@
         <w:pStyle w:val="3"/>
         <w:spacing w:before="280" w:after="160"/>
       </w:pPr>
-      <w:bookmarkStart w:id="28" w:name="_Toc16330"/>
       <w:r>
         <w:rPr>
           <w:rFonts w:ascii="Arial" w:hAnsi="Arial" w:eastAsia="黑体"/>
@@ -4736,7 +3207,6 @@
         </w:rPr>
         <w:t>6 SQL脚本编写规范</w:t>
       </w:r>
-      <w:bookmarkEnd w:id="28"/>
     </w:p>
     <w:p>
       <w:pPr>
@@ -4821,7 +3291,6 @@
         <w:pStyle w:val="3"/>
         <w:spacing w:before="280" w:after="160"/>
       </w:pPr>
-      <w:bookmarkStart w:id="29" w:name="_Toc31684"/>
       <w:r>
         <w:rPr>
           <w:rFonts w:ascii="Arial" w:hAnsi="Arial" w:eastAsia="黑体"/>
@@ -4831,7 +3300,6 @@
         </w:rPr>
         <w:t>7 Docker部署规范</w:t>
       </w:r>
-      <w:bookmarkEnd w:id="29"/>
     </w:p>
     <w:p>
       <w:pPr>
@@ -4890,7 +3358,6 @@
         <w:pStyle w:val="3"/>
         <w:spacing w:before="280" w:after="160"/>
       </w:pPr>
-      <w:bookmarkStart w:id="30" w:name="_Toc28582"/>
       <w:r>
         <w:rPr>
           <w:rFonts w:ascii="Arial" w:hAnsi="Arial" w:eastAsia="黑体"/>
@@ -4900,7 +3367,6 @@
         </w:rPr>
         <w:t>8 课程设计交付文档要求</w:t>
       </w:r>
-      <w:bookmarkEnd w:id="30"/>
     </w:p>
     <w:p>
       <w:pPr>
@@ -4971,7 +3437,6 @@
         <w:pStyle w:val="3"/>
         <w:spacing w:before="280" w:after="160"/>
       </w:pPr>
-      <w:bookmarkStart w:id="31" w:name="_Toc29056"/>
       <w:r>
         <w:rPr>
           <w:rFonts w:ascii="Arial" w:hAnsi="Arial" w:eastAsia="黑体"/>
@@ -4981,7 +3446,6 @@
         </w:rPr>
         <w:t>9 提交前自查清单</w:t>
       </w:r>
-      <w:bookmarkEnd w:id="31"/>
     </w:p>
     <w:p>
       <w:pPr>
@@ -5000,7 +3464,6 @@
         <w:pStyle w:val="4"/>
         <w:spacing w:before="200" w:after="120"/>
       </w:pPr>
-      <w:bookmarkStart w:id="32" w:name="_Toc5285"/>
       <w:r>
         <w:rPr>
           <w:rFonts w:ascii="Arial" w:hAnsi="Arial" w:eastAsia="黑体"/>
@@ -5010,11 +3473,10 @@
         </w:rPr>
         <w:t>9.1 后端检查项</w:t>
       </w:r>
-      <w:bookmarkEnd w:id="32"/>
     </w:p>
     <w:tbl>
       <w:tblPr>
-        <w:tblStyle w:val="35"/>
+        <w:tblStyle w:val="33"/>
         <w:tblW w:w="0" w:type="auto"/>
         <w:jc w:val="center"/>
         <w:tblBorders>
@@ -5194,6 +3656,8 @@
               </w:rPr>
               <w:t>2</w:t>
             </w:r>
+            <w:bookmarkStart w:id="0" w:name="_GoBack"/>
+            <w:bookmarkEnd w:id="0"/>
           </w:p>
         </w:tc>
         <w:tc>
@@ -5444,7 +3908,6 @@
         <w:pStyle w:val="4"/>
         <w:spacing w:before="200" w:after="120"/>
       </w:pPr>
-      <w:bookmarkStart w:id="33" w:name="_Toc11658"/>
       <w:r>
         <w:rPr>
           <w:rFonts w:ascii="Arial" w:hAnsi="Arial" w:eastAsia="黑体"/>
@@ -5454,11 +3917,10 @@
         </w:rPr>
         <w:t>9.2 前端检查项</w:t>
       </w:r>
-      <w:bookmarkEnd w:id="33"/>
     </w:p>
     <w:tbl>
       <w:tblPr>
-        <w:tblStyle w:val="35"/>
+        <w:tblStyle w:val="33"/>
         <w:tblW w:w="0" w:type="auto"/>
         <w:jc w:val="center"/>
         <w:tblBorders>
@@ -5833,7 +4295,6 @@
         <w:pStyle w:val="4"/>
         <w:spacing w:before="200" w:after="120"/>
       </w:pPr>
-      <w:bookmarkStart w:id="34" w:name="_Toc9875"/>
       <w:r>
         <w:rPr>
           <w:rFonts w:ascii="Arial" w:hAnsi="Arial" w:eastAsia="黑体"/>
@@ -5843,11 +4304,10 @@
         </w:rPr>
         <w:t>9.3 公共检查项</w:t>
       </w:r>
-      <w:bookmarkEnd w:id="34"/>
     </w:p>
     <w:tbl>
       <w:tblPr>
-        <w:tblStyle w:val="35"/>
+        <w:tblStyle w:val="33"/>
         <w:tblW w:w="0" w:type="auto"/>
         <w:jc w:val="center"/>
         <w:tblBorders>
@@ -6589,7 +5049,7 @@
     <w:name w:val="heading 1"/>
     <w:basedOn w:val="1"/>
     <w:next w:val="1"/>
-    <w:link w:val="140"/>
+    <w:link w:val="138"/>
     <w:qFormat/>
     <w:uiPriority w:val="9"/>
     <w:pPr>
@@ -6611,7 +5071,7 @@
     <w:name w:val="heading 2"/>
     <w:basedOn w:val="1"/>
     <w:next w:val="1"/>
-    <w:link w:val="141"/>
+    <w:link w:val="139"/>
     <w:unhideWhenUsed/>
     <w:qFormat/>
     <w:uiPriority w:val="9"/>
@@ -6639,7 +5099,7 @@
     <w:name w:val="heading 3"/>
     <w:basedOn w:val="1"/>
     <w:next w:val="1"/>
-    <w:link w:val="142"/>
+    <w:link w:val="140"/>
     <w:unhideWhenUsed/>
     <w:qFormat/>
     <w:uiPriority w:val="9"/>
@@ -6665,7 +5125,7 @@
     <w:name w:val="heading 4"/>
     <w:basedOn w:val="1"/>
     <w:next w:val="1"/>
-    <w:link w:val="152"/>
+    <w:link w:val="150"/>
     <w:semiHidden/>
     <w:unhideWhenUsed/>
     <w:qFormat/>
@@ -6694,7 +5154,7 @@
     <w:name w:val="heading 5"/>
     <w:basedOn w:val="1"/>
     <w:next w:val="1"/>
-    <w:link w:val="153"/>
+    <w:link w:val="151"/>
     <w:semiHidden/>
     <w:unhideWhenUsed/>
     <w:qFormat/>
@@ -6714,7 +5174,7 @@
     <w:name w:val="heading 6"/>
     <w:basedOn w:val="1"/>
     <w:next w:val="1"/>
-    <w:link w:val="154"/>
+    <w:link w:val="152"/>
     <w:semiHidden/>
     <w:unhideWhenUsed/>
     <w:qFormat/>
@@ -6736,7 +5196,7 @@
     <w:name w:val="heading 7"/>
     <w:basedOn w:val="1"/>
     <w:next w:val="1"/>
-    <w:link w:val="155"/>
+    <w:link w:val="153"/>
     <w:semiHidden/>
     <w:unhideWhenUsed/>
     <w:qFormat/>
@@ -6766,7 +5226,7 @@
     <w:name w:val="heading 8"/>
     <w:basedOn w:val="1"/>
     <w:next w:val="1"/>
-    <w:link w:val="156"/>
+    <w:link w:val="154"/>
     <w:semiHidden/>
     <w:unhideWhenUsed/>
     <w:qFormat/>
@@ -6793,7 +5253,7 @@
     <w:name w:val="heading 9"/>
     <w:basedOn w:val="1"/>
     <w:next w:val="1"/>
-    <w:link w:val="157"/>
+    <w:link w:val="155"/>
     <w:semiHidden/>
     <w:unhideWhenUsed/>
     <w:qFormat/>
@@ -6821,13 +5281,13 @@
       </w14:textFill>
     </w:rPr>
   </w:style>
-  <w:style w:type="character" w:default="1" w:styleId="134">
+  <w:style w:type="character" w:default="1" w:styleId="132">
     <w:name w:val="Default Paragraph Font"/>
     <w:semiHidden/>
     <w:unhideWhenUsed/>
     <w:uiPriority w:val="1"/>
   </w:style>
-  <w:style w:type="table" w:default="1" w:styleId="34">
+  <w:style w:type="table" w:default="1" w:styleId="32">
     <w:name w:val="Normal Table"/>
     <w:semiHidden/>
     <w:unhideWhenUsed/>
@@ -6844,7 +5304,7 @@
   </w:style>
   <w:style w:type="paragraph" w:styleId="2">
     <w:name w:val="macro"/>
-    <w:link w:val="149"/>
+    <w:link w:val="147"/>
     <w:unhideWhenUsed/>
     <w:qFormat/>
     <w:uiPriority w:val="99"/>
@@ -6947,7 +5407,7 @@
   <w:style w:type="paragraph" w:styleId="17">
     <w:name w:val="Body Text 3"/>
     <w:basedOn w:val="1"/>
-    <w:link w:val="148"/>
+    <w:link w:val="146"/>
     <w:unhideWhenUsed/>
     <w:qFormat/>
     <w:uiPriority w:val="99"/>
@@ -6976,7 +5436,7 @@
   <w:style w:type="paragraph" w:styleId="19">
     <w:name w:val="Body Text"/>
     <w:basedOn w:val="1"/>
-    <w:link w:val="146"/>
+    <w:link w:val="144"/>
     <w:unhideWhenUsed/>
     <w:uiPriority w:val="99"/>
     <w:pPr>
@@ -7036,7 +5496,7 @@
   <w:style w:type="paragraph" w:styleId="24">
     <w:name w:val="footer"/>
     <w:basedOn w:val="1"/>
-    <w:link w:val="138"/>
+    <w:link w:val="136"/>
     <w:unhideWhenUsed/>
     <w:uiPriority w:val="99"/>
     <w:pPr>
@@ -7050,7 +5510,7 @@
   <w:style w:type="paragraph" w:styleId="25">
     <w:name w:val="header"/>
     <w:basedOn w:val="1"/>
-    <w:link w:val="137"/>
+    <w:link w:val="135"/>
     <w:unhideWhenUsed/>
     <w:uiPriority w:val="99"/>
     <w:pPr>
@@ -7062,18 +5522,10 @@
     </w:pPr>
   </w:style>
   <w:style w:type="paragraph" w:styleId="26">
-    <w:name w:val="toc 1"/>
-    <w:basedOn w:val="1"/>
-    <w:next w:val="1"/>
-    <w:semiHidden/>
-    <w:unhideWhenUsed/>
-    <w:uiPriority w:val="39"/>
-  </w:style>
-  <w:style w:type="paragraph" w:styleId="27">
     <w:name w:val="Subtitle"/>
     <w:basedOn w:val="1"/>
     <w:next w:val="1"/>
-    <w:link w:val="144"/>
+    <w:link w:val="142"/>
     <w:qFormat/>
     <w:uiPriority w:val="11"/>
     <w:rPr>
@@ -7091,7 +5543,7 @@
       </w14:textFill>
     </w:rPr>
   </w:style>
-  <w:style w:type="paragraph" w:styleId="28">
+  <w:style w:type="paragraph" w:styleId="27">
     <w:name w:val="List"/>
     <w:basedOn w:val="1"/>
     <w:unhideWhenUsed/>
@@ -7101,21 +5553,10 @@
       <w:contextualSpacing/>
     </w:pPr>
   </w:style>
-  <w:style w:type="paragraph" w:styleId="29">
-    <w:name w:val="toc 2"/>
-    <w:basedOn w:val="1"/>
-    <w:next w:val="1"/>
-    <w:semiHidden/>
-    <w:unhideWhenUsed/>
-    <w:uiPriority w:val="39"/>
-    <w:pPr>
-      <w:ind w:left="420" w:leftChars="200"/>
-    </w:pPr>
-  </w:style>
-  <w:style w:type="paragraph" w:styleId="30">
+  <w:style w:type="paragraph" w:styleId="28">
     <w:name w:val="Body Text 2"/>
     <w:basedOn w:val="1"/>
-    <w:link w:val="147"/>
+    <w:link w:val="145"/>
     <w:unhideWhenUsed/>
     <w:qFormat/>
     <w:uiPriority w:val="99"/>
@@ -7123,7 +5564,7 @@
       <w:spacing w:after="120" w:line="480" w:lineRule="auto"/>
     </w:pPr>
   </w:style>
-  <w:style w:type="paragraph" w:styleId="31">
+  <w:style w:type="paragraph" w:styleId="29">
     <w:name w:val="List Continue 2"/>
     <w:basedOn w:val="1"/>
     <w:unhideWhenUsed/>
@@ -7135,7 +5576,7 @@
       <w:contextualSpacing/>
     </w:pPr>
   </w:style>
-  <w:style w:type="paragraph" w:styleId="32">
+  <w:style w:type="paragraph" w:styleId="30">
     <w:name w:val="List Continue 3"/>
     <w:basedOn w:val="1"/>
     <w:unhideWhenUsed/>
@@ -7147,11 +5588,11 @@
       <w:contextualSpacing/>
     </w:pPr>
   </w:style>
-  <w:style w:type="paragraph" w:styleId="33">
+  <w:style w:type="paragraph" w:styleId="31">
     <w:name w:val="Title"/>
     <w:basedOn w:val="1"/>
     <w:next w:val="1"/>
-    <w:link w:val="143"/>
+    <w:link w:val="141"/>
     <w:qFormat/>
     <w:uiPriority w:val="10"/>
     <w:pPr>
@@ -7170,9 +5611,9 @@
       <w:szCs w:val="52"/>
     </w:rPr>
   </w:style>
-  <w:style w:type="table" w:styleId="35">
+  <w:style w:type="table" w:styleId="33">
     <w:name w:val="Table Grid"/>
-    <w:basedOn w:val="34"/>
+    <w:basedOn w:val="32"/>
     <w:qFormat/>
     <w:uiPriority w:val="59"/>
     <w:pPr>
@@ -7195,9 +5636,9 @@
       </w:tblCellMar>
     </w:tblPr>
   </w:style>
-  <w:style w:type="table" w:styleId="36">
+  <w:style w:type="table" w:styleId="34">
     <w:name w:val="Light Shading"/>
-    <w:basedOn w:val="34"/>
+    <w:basedOn w:val="32"/>
     <w:uiPriority w:val="60"/>
     <w:pPr>
       <w:spacing w:after="0" w:line="240" w:lineRule="auto"/>
@@ -7294,9 +5735,9 @@
       </w:tcPr>
     </w:tblStylePr>
   </w:style>
-  <w:style w:type="table" w:styleId="37">
+  <w:style w:type="table" w:styleId="35">
     <w:name w:val="Light Shading Accent 1"/>
-    <w:basedOn w:val="34"/>
+    <w:basedOn w:val="32"/>
     <w:uiPriority w:val="60"/>
     <w:pPr>
       <w:spacing w:after="0" w:line="240" w:lineRule="auto"/>
@@ -7393,9 +5834,9 @@
       </w:tcPr>
     </w:tblStylePr>
   </w:style>
-  <w:style w:type="table" w:styleId="38">
+  <w:style w:type="table" w:styleId="36">
     <w:name w:val="Light Shading Accent 2"/>
-    <w:basedOn w:val="34"/>
+    <w:basedOn w:val="32"/>
     <w:uiPriority w:val="60"/>
     <w:pPr>
       <w:spacing w:after="0" w:line="240" w:lineRule="auto"/>
@@ -7492,9 +5933,9 @@
       </w:tcPr>
     </w:tblStylePr>
   </w:style>
-  <w:style w:type="table" w:styleId="39">
+  <w:style w:type="table" w:styleId="37">
     <w:name w:val="Light Shading Accent 3"/>
-    <w:basedOn w:val="34"/>
+    <w:basedOn w:val="32"/>
     <w:qFormat/>
     <w:uiPriority w:val="60"/>
     <w:pPr>
@@ -7592,9 +6033,9 @@
       </w:tcPr>
     </w:tblStylePr>
   </w:style>
-  <w:style w:type="table" w:styleId="40">
+  <w:style w:type="table" w:styleId="38">
     <w:name w:val="Light Shading Accent 4"/>
-    <w:basedOn w:val="34"/>
+    <w:basedOn w:val="32"/>
     <w:uiPriority w:val="60"/>
     <w:pPr>
       <w:spacing w:after="0" w:line="240" w:lineRule="auto"/>
@@ -7691,9 +6132,9 @@
       </w:tcPr>
     </w:tblStylePr>
   </w:style>
-  <w:style w:type="table" w:styleId="41">
+  <w:style w:type="table" w:styleId="39">
     <w:name w:val="Light Shading Accent 5"/>
-    <w:basedOn w:val="34"/>
+    <w:basedOn w:val="32"/>
     <w:uiPriority w:val="60"/>
     <w:pPr>
       <w:spacing w:after="0" w:line="240" w:lineRule="auto"/>
@@ -7790,9 +6231,9 @@
       </w:tcPr>
     </w:tblStylePr>
   </w:style>
-  <w:style w:type="table" w:styleId="42">
+  <w:style w:type="table" w:styleId="40">
     <w:name w:val="Light Shading Accent 6"/>
-    <w:basedOn w:val="34"/>
+    <w:basedOn w:val="32"/>
     <w:uiPriority w:val="60"/>
     <w:pPr>
       <w:spacing w:after="0" w:line="240" w:lineRule="auto"/>
@@ -7889,9 +6330,9 @@
       </w:tcPr>
     </w:tblStylePr>
   </w:style>
-  <w:style w:type="table" w:styleId="43">
+  <w:style w:type="table" w:styleId="41">
     <w:name w:val="Light List"/>
-    <w:basedOn w:val="34"/>
+    <w:basedOn w:val="32"/>
     <w:uiPriority w:val="61"/>
     <w:pPr>
       <w:spacing w:after="0" w:line="240" w:lineRule="auto"/>
@@ -7982,9 +6423,9 @@
       </w:tcPr>
     </w:tblStylePr>
   </w:style>
-  <w:style w:type="table" w:styleId="44">
+  <w:style w:type="table" w:styleId="42">
     <w:name w:val="Light List Accent 1"/>
-    <w:basedOn w:val="34"/>
+    <w:basedOn w:val="32"/>
     <w:uiPriority w:val="61"/>
     <w:pPr>
       <w:spacing w:after="0" w:line="240" w:lineRule="auto"/>
@@ -8075,9 +6516,9 @@
       </w:tcPr>
     </w:tblStylePr>
   </w:style>
-  <w:style w:type="table" w:styleId="45">
+  <w:style w:type="table" w:styleId="43">
     <w:name w:val="Light List Accent 2"/>
-    <w:basedOn w:val="34"/>
+    <w:basedOn w:val="32"/>
     <w:uiPriority w:val="61"/>
     <w:pPr>
       <w:spacing w:after="0" w:line="240" w:lineRule="auto"/>
@@ -8168,9 +6609,9 @@
       </w:tcPr>
     </w:tblStylePr>
   </w:style>
-  <w:style w:type="table" w:styleId="46">
+  <w:style w:type="table" w:styleId="44">
     <w:name w:val="Light List Accent 3"/>
-    <w:basedOn w:val="34"/>
+    <w:basedOn w:val="32"/>
     <w:uiPriority w:val="61"/>
     <w:pPr>
       <w:spacing w:after="0" w:line="240" w:lineRule="auto"/>
@@ -8261,9 +6702,9 @@
       </w:tcPr>
     </w:tblStylePr>
   </w:style>
-  <w:style w:type="table" w:styleId="47">
+  <w:style w:type="table" w:styleId="45">
     <w:name w:val="Light List Accent 4"/>
-    <w:basedOn w:val="34"/>
+    <w:basedOn w:val="32"/>
     <w:uiPriority w:val="61"/>
     <w:pPr>
       <w:spacing w:after="0" w:line="240" w:lineRule="auto"/>
@@ -8354,9 +6795,9 @@
       </w:tcPr>
     </w:tblStylePr>
   </w:style>
-  <w:style w:type="table" w:styleId="48">
+  <w:style w:type="table" w:styleId="46">
     <w:name w:val="Light List Accent 5"/>
-    <w:basedOn w:val="34"/>
+    <w:basedOn w:val="32"/>
     <w:uiPriority w:val="61"/>
     <w:pPr>
       <w:spacing w:after="0" w:line="240" w:lineRule="auto"/>
@@ -8447,9 +6888,9 @@
       </w:tcPr>
     </w:tblStylePr>
   </w:style>
-  <w:style w:type="table" w:styleId="49">
+  <w:style w:type="table" w:styleId="47">
     <w:name w:val="Light List Accent 6"/>
-    <w:basedOn w:val="34"/>
+    <w:basedOn w:val="32"/>
     <w:uiPriority w:val="61"/>
     <w:pPr>
       <w:spacing w:after="0" w:line="240" w:lineRule="auto"/>
@@ -8540,9 +6981,9 @@
       </w:tcPr>
     </w:tblStylePr>
   </w:style>
-  <w:style w:type="table" w:styleId="50">
+  <w:style w:type="table" w:styleId="48">
     <w:name w:val="Light Grid"/>
-    <w:basedOn w:val="34"/>
+    <w:basedOn w:val="32"/>
     <w:uiPriority w:val="62"/>
     <w:pPr>
       <w:spacing w:after="0" w:line="240" w:lineRule="auto"/>
@@ -8666,9 +7107,9 @@
       </w:tcPr>
     </w:tblStylePr>
   </w:style>
-  <w:style w:type="table" w:styleId="51">
+  <w:style w:type="table" w:styleId="49">
     <w:name w:val="Light Grid Accent 1"/>
-    <w:basedOn w:val="34"/>
+    <w:basedOn w:val="32"/>
     <w:uiPriority w:val="62"/>
     <w:pPr>
       <w:spacing w:after="0" w:line="240" w:lineRule="auto"/>
@@ -8792,9 +7233,9 @@
       </w:tcPr>
     </w:tblStylePr>
   </w:style>
-  <w:style w:type="table" w:styleId="52">
+  <w:style w:type="table" w:styleId="50">
     <w:name w:val="Light Grid Accent 2"/>
-    <w:basedOn w:val="34"/>
+    <w:basedOn w:val="32"/>
     <w:uiPriority w:val="62"/>
     <w:pPr>
       <w:spacing w:after="0" w:line="240" w:lineRule="auto"/>
@@ -8918,9 +7359,9 @@
       </w:tcPr>
     </w:tblStylePr>
   </w:style>
-  <w:style w:type="table" w:styleId="53">
+  <w:style w:type="table" w:styleId="51">
     <w:name w:val="Light Grid Accent 3"/>
-    <w:basedOn w:val="34"/>
+    <w:basedOn w:val="32"/>
     <w:qFormat/>
     <w:uiPriority w:val="62"/>
     <w:pPr>
@@ -9045,9 +7486,9 @@
       </w:tcPr>
     </w:tblStylePr>
   </w:style>
-  <w:style w:type="table" w:styleId="54">
+  <w:style w:type="table" w:styleId="52">
     <w:name w:val="Light Grid Accent 4"/>
-    <w:basedOn w:val="34"/>
+    <w:basedOn w:val="32"/>
     <w:uiPriority w:val="62"/>
     <w:pPr>
       <w:spacing w:after="0" w:line="240" w:lineRule="auto"/>
@@ -9171,9 +7612,9 @@
       </w:tcPr>
     </w:tblStylePr>
   </w:style>
-  <w:style w:type="table" w:styleId="55">
+  <w:style w:type="table" w:styleId="53">
     <w:name w:val="Light Grid Accent 5"/>
-    <w:basedOn w:val="34"/>
+    <w:basedOn w:val="32"/>
     <w:uiPriority w:val="62"/>
     <w:pPr>
       <w:spacing w:after="0" w:line="240" w:lineRule="auto"/>
@@ -9297,9 +7738,9 @@
       </w:tcPr>
     </w:tblStylePr>
   </w:style>
-  <w:style w:type="table" w:styleId="56">
+  <w:style w:type="table" w:styleId="54">
     <w:name w:val="Light Grid Accent 6"/>
-    <w:basedOn w:val="34"/>
+    <w:basedOn w:val="32"/>
     <w:uiPriority w:val="62"/>
     <w:pPr>
       <w:spacing w:after="0" w:line="240" w:lineRule="auto"/>
@@ -9423,9 +7864,9 @@
       </w:tcPr>
     </w:tblStylePr>
   </w:style>
-  <w:style w:type="table" w:styleId="57">
+  <w:style w:type="table" w:styleId="55">
     <w:name w:val="Medium Shading 1"/>
-    <w:basedOn w:val="34"/>
+    <w:basedOn w:val="32"/>
     <w:uiPriority w:val="63"/>
     <w:pPr>
       <w:spacing w:after="0" w:line="240" w:lineRule="auto"/>
@@ -9530,9 +7971,9 @@
       </w:tcPr>
     </w:tblStylePr>
   </w:style>
-  <w:style w:type="table" w:styleId="58">
+  <w:style w:type="table" w:styleId="56">
     <w:name w:val="Medium Shading 1 Accent 1"/>
-    <w:basedOn w:val="34"/>
+    <w:basedOn w:val="32"/>
     <w:uiPriority w:val="63"/>
     <w:pPr>
       <w:spacing w:after="0" w:line="240" w:lineRule="auto"/>
@@ -9637,9 +8078,9 @@
       </w:tcPr>
     </w:tblStylePr>
   </w:style>
-  <w:style w:type="table" w:styleId="59">
+  <w:style w:type="table" w:styleId="57">
     <w:name w:val="Medium Shading 1 Accent 2"/>
-    <w:basedOn w:val="34"/>
+    <w:basedOn w:val="32"/>
     <w:uiPriority w:val="63"/>
     <w:pPr>
       <w:spacing w:after="0" w:line="240" w:lineRule="auto"/>
@@ -9744,9 +8185,9 @@
       </w:tcPr>
     </w:tblStylePr>
   </w:style>
-  <w:style w:type="table" w:styleId="60">
+  <w:style w:type="table" w:styleId="58">
     <w:name w:val="Medium Shading 1 Accent 3"/>
-    <w:basedOn w:val="34"/>
+    <w:basedOn w:val="32"/>
     <w:uiPriority w:val="63"/>
     <w:pPr>
       <w:spacing w:after="0" w:line="240" w:lineRule="auto"/>
@@ -9851,9 +8292,9 @@
       </w:tcPr>
     </w:tblStylePr>
   </w:style>
-  <w:style w:type="table" w:styleId="61">
+  <w:style w:type="table" w:styleId="59">
     <w:name w:val="Medium Shading 1 Accent 4"/>
-    <w:basedOn w:val="34"/>
+    <w:basedOn w:val="32"/>
     <w:uiPriority w:val="63"/>
     <w:pPr>
       <w:spacing w:after="0" w:line="240" w:lineRule="auto"/>
@@ -9958,9 +8399,9 @@
       </w:tcPr>
     </w:tblStylePr>
   </w:style>
-  <w:style w:type="table" w:styleId="62">
+  <w:style w:type="table" w:styleId="60">
     <w:name w:val="Medium Shading 1 Accent 5"/>
-    <w:basedOn w:val="34"/>
+    <w:basedOn w:val="32"/>
     <w:uiPriority w:val="63"/>
     <w:pPr>
       <w:spacing w:after="0" w:line="240" w:lineRule="auto"/>
@@ -10065,9 +8506,9 @@
       </w:tcPr>
     </w:tblStylePr>
   </w:style>
-  <w:style w:type="table" w:styleId="63">
+  <w:style w:type="table" w:styleId="61">
     <w:name w:val="Medium Shading 1 Accent 6"/>
-    <w:basedOn w:val="34"/>
+    <w:basedOn w:val="32"/>
     <w:uiPriority w:val="63"/>
     <w:pPr>
       <w:spacing w:after="0" w:line="240" w:lineRule="auto"/>
@@ -10172,9 +8613,9 @@
       </w:tcPr>
     </w:tblStylePr>
   </w:style>
-  <w:style w:type="table" w:styleId="64">
+  <w:style w:type="table" w:styleId="62">
     <w:name w:val="Medium Shading 2"/>
-    <w:basedOn w:val="34"/>
+    <w:basedOn w:val="32"/>
     <w:uiPriority w:val="64"/>
     <w:pPr>
       <w:spacing w:after="0" w:line="240" w:lineRule="auto"/>
@@ -10337,9 +8778,9 @@
       </w:tcPr>
     </w:tblStylePr>
   </w:style>
-  <w:style w:type="table" w:styleId="65">
+  <w:style w:type="table" w:styleId="63">
     <w:name w:val="Medium Shading 2 Accent 1"/>
-    <w:basedOn w:val="34"/>
+    <w:basedOn w:val="32"/>
     <w:uiPriority w:val="64"/>
     <w:pPr>
       <w:spacing w:after="0" w:line="240" w:lineRule="auto"/>
@@ -10502,9 +8943,9 @@
       </w:tcPr>
     </w:tblStylePr>
   </w:style>
-  <w:style w:type="table" w:styleId="66">
+  <w:style w:type="table" w:styleId="64">
     <w:name w:val="Medium Shading 2 Accent 2"/>
-    <w:basedOn w:val="34"/>
+    <w:basedOn w:val="32"/>
     <w:qFormat/>
     <w:uiPriority w:val="64"/>
     <w:pPr>
@@ -10668,9 +9109,9 @@
       </w:tcPr>
     </w:tblStylePr>
   </w:style>
-  <w:style w:type="table" w:styleId="67">
+  <w:style w:type="table" w:styleId="65">
     <w:name w:val="Medium Shading 2 Accent 3"/>
-    <w:basedOn w:val="34"/>
+    <w:basedOn w:val="32"/>
     <w:qFormat/>
     <w:uiPriority w:val="64"/>
     <w:pPr>
@@ -10834,9 +9275,9 @@
       </w:tcPr>
     </w:tblStylePr>
   </w:style>
-  <w:style w:type="table" w:styleId="68">
+  <w:style w:type="table" w:styleId="66">
     <w:name w:val="Medium Shading 2 Accent 4"/>
-    <w:basedOn w:val="34"/>
+    <w:basedOn w:val="32"/>
     <w:qFormat/>
     <w:uiPriority w:val="64"/>
     <w:pPr>
@@ -11000,9 +9441,9 @@
       </w:tcPr>
     </w:tblStylePr>
   </w:style>
-  <w:style w:type="table" w:styleId="69">
+  <w:style w:type="table" w:styleId="67">
     <w:name w:val="Medium Shading 2 Accent 5"/>
-    <w:basedOn w:val="34"/>
+    <w:basedOn w:val="32"/>
     <w:qFormat/>
     <w:uiPriority w:val="64"/>
     <w:pPr>
@@ -11166,9 +9607,9 @@
       </w:tcPr>
     </w:tblStylePr>
   </w:style>
-  <w:style w:type="table" w:styleId="70">
+  <w:style w:type="table" w:styleId="68">
     <w:name w:val="Medium Shading 2 Accent 6"/>
-    <w:basedOn w:val="34"/>
+    <w:basedOn w:val="32"/>
     <w:qFormat/>
     <w:uiPriority w:val="64"/>
     <w:pPr>
@@ -11332,9 +9773,9 @@
       </w:tcPr>
     </w:tblStylePr>
   </w:style>
-  <w:style w:type="table" w:styleId="71">
+  <w:style w:type="table" w:styleId="69">
     <w:name w:val="Medium List 1"/>
-    <w:basedOn w:val="34"/>
+    <w:basedOn w:val="32"/>
     <w:qFormat/>
     <w:uiPriority w:val="65"/>
     <w:pPr>
@@ -11423,9 +9864,9 @@
       </w:tcPr>
     </w:tblStylePr>
   </w:style>
-  <w:style w:type="table" w:styleId="72">
+  <w:style w:type="table" w:styleId="70">
     <w:name w:val="Medium List 1 Accent 1"/>
-    <w:basedOn w:val="34"/>
+    <w:basedOn w:val="32"/>
     <w:qFormat/>
     <w:uiPriority w:val="65"/>
     <w:pPr>
@@ -11514,9 +9955,9 @@
       </w:tcPr>
     </w:tblStylePr>
   </w:style>
-  <w:style w:type="table" w:styleId="73">
+  <w:style w:type="table" w:styleId="71">
     <w:name w:val="Medium List 1 Accent 2"/>
-    <w:basedOn w:val="34"/>
+    <w:basedOn w:val="32"/>
     <w:qFormat/>
     <w:uiPriority w:val="65"/>
     <w:pPr>
@@ -11605,9 +10046,9 @@
       </w:tcPr>
     </w:tblStylePr>
   </w:style>
-  <w:style w:type="table" w:styleId="74">
+  <w:style w:type="table" w:styleId="72">
     <w:name w:val="Medium List 1 Accent 3"/>
-    <w:basedOn w:val="34"/>
+    <w:basedOn w:val="32"/>
     <w:qFormat/>
     <w:uiPriority w:val="65"/>
     <w:pPr>
@@ -11696,9 +10137,9 @@
       </w:tcPr>
     </w:tblStylePr>
   </w:style>
-  <w:style w:type="table" w:styleId="75">
+  <w:style w:type="table" w:styleId="73">
     <w:name w:val="Medium List 1 Accent 4"/>
-    <w:basedOn w:val="34"/>
+    <w:basedOn w:val="32"/>
     <w:qFormat/>
     <w:uiPriority w:val="65"/>
     <w:pPr>
@@ -11787,9 +10228,9 @@
       </w:tcPr>
     </w:tblStylePr>
   </w:style>
-  <w:style w:type="table" w:styleId="76">
+  <w:style w:type="table" w:styleId="74">
     <w:name w:val="Medium List 1 Accent 5"/>
-    <w:basedOn w:val="34"/>
+    <w:basedOn w:val="32"/>
     <w:qFormat/>
     <w:uiPriority w:val="65"/>
     <w:pPr>
@@ -11878,9 +10319,9 @@
       </w:tcPr>
     </w:tblStylePr>
   </w:style>
-  <w:style w:type="table" w:styleId="77">
+  <w:style w:type="table" w:styleId="75">
     <w:name w:val="Medium List 1 Accent 6"/>
-    <w:basedOn w:val="34"/>
+    <w:basedOn w:val="32"/>
     <w:qFormat/>
     <w:uiPriority w:val="65"/>
     <w:pPr>
@@ -11969,9 +10410,9 @@
       </w:tcPr>
     </w:tblStylePr>
   </w:style>
-  <w:style w:type="table" w:styleId="78">
+  <w:style w:type="table" w:styleId="76">
     <w:name w:val="Medium List 2"/>
-    <w:basedOn w:val="34"/>
+    <w:basedOn w:val="32"/>
     <w:qFormat/>
     <w:uiPriority w:val="66"/>
     <w:pPr>
@@ -12099,9 +10540,9 @@
       </w:tcPr>
     </w:tblStylePr>
   </w:style>
-  <w:style w:type="table" w:styleId="79">
+  <w:style w:type="table" w:styleId="77">
     <w:name w:val="Medium List 2 Accent 1"/>
-    <w:basedOn w:val="34"/>
+    <w:basedOn w:val="32"/>
     <w:qFormat/>
     <w:uiPriority w:val="66"/>
     <w:pPr>
@@ -12229,9 +10670,9 @@
       </w:tcPr>
     </w:tblStylePr>
   </w:style>
-  <w:style w:type="table" w:styleId="80">
+  <w:style w:type="table" w:styleId="78">
     <w:name w:val="Medium List 2 Accent 2"/>
-    <w:basedOn w:val="34"/>
+    <w:basedOn w:val="32"/>
     <w:qFormat/>
     <w:uiPriority w:val="66"/>
     <w:pPr>
@@ -12359,9 +10800,9 @@
       </w:tcPr>
     </w:tblStylePr>
   </w:style>
-  <w:style w:type="table" w:styleId="81">
+  <w:style w:type="table" w:styleId="79">
     <w:name w:val="Medium List 2 Accent 3"/>
-    <w:basedOn w:val="34"/>
+    <w:basedOn w:val="32"/>
     <w:qFormat/>
     <w:uiPriority w:val="66"/>
     <w:pPr>
@@ -12489,9 +10930,9 @@
       </w:tcPr>
     </w:tblStylePr>
   </w:style>
-  <w:style w:type="table" w:styleId="82">
+  <w:style w:type="table" w:styleId="80">
     <w:name w:val="Medium List 2 Accent 4"/>
-    <w:basedOn w:val="34"/>
+    <w:basedOn w:val="32"/>
     <w:qFormat/>
     <w:uiPriority w:val="66"/>
     <w:pPr>
@@ -12619,9 +11060,9 @@
       </w:tcPr>
     </w:tblStylePr>
   </w:style>
-  <w:style w:type="table" w:styleId="83">
+  <w:style w:type="table" w:styleId="81">
     <w:name w:val="Medium List 2 Accent 5"/>
-    <w:basedOn w:val="34"/>
+    <w:basedOn w:val="32"/>
     <w:qFormat/>
     <w:uiPriority w:val="66"/>
     <w:pPr>
@@ -12749,9 +11190,9 @@
       </w:tcPr>
     </w:tblStylePr>
   </w:style>
-  <w:style w:type="table" w:styleId="84">
+  <w:style w:type="table" w:styleId="82">
     <w:name w:val="Medium List 2 Accent 6"/>
-    <w:basedOn w:val="34"/>
+    <w:basedOn w:val="32"/>
     <w:qFormat/>
     <w:uiPriority w:val="66"/>
     <w:pPr>
@@ -12879,9 +11320,9 @@
       </w:tcPr>
     </w:tblStylePr>
   </w:style>
-  <w:style w:type="table" w:styleId="85">
+  <w:style w:type="table" w:styleId="83">
     <w:name w:val="Medium Grid 1"/>
-    <w:basedOn w:val="34"/>
+    <w:basedOn w:val="32"/>
     <w:qFormat/>
     <w:uiPriority w:val="67"/>
     <w:pPr>
@@ -12949,9 +11390,9 @@
       </w:tcPr>
     </w:tblStylePr>
   </w:style>
-  <w:style w:type="table" w:styleId="86">
+  <w:style w:type="table" w:styleId="84">
     <w:name w:val="Medium Grid 1 Accent 1"/>
-    <w:basedOn w:val="34"/>
+    <w:basedOn w:val="32"/>
     <w:qFormat/>
     <w:uiPriority w:val="67"/>
     <w:pPr>
@@ -13019,9 +11460,9 @@
       </w:tcPr>
     </w:tblStylePr>
   </w:style>
-  <w:style w:type="table" w:styleId="87">
+  <w:style w:type="table" w:styleId="85">
     <w:name w:val="Medium Grid 1 Accent 2"/>
-    <w:basedOn w:val="34"/>
+    <w:basedOn w:val="32"/>
     <w:qFormat/>
     <w:uiPriority w:val="67"/>
     <w:pPr>
@@ -13089,9 +11530,9 @@
       </w:tcPr>
     </w:tblStylePr>
   </w:style>
-  <w:style w:type="table" w:styleId="88">
+  <w:style w:type="table" w:styleId="86">
     <w:name w:val="Medium Grid 1 Accent 3"/>
-    <w:basedOn w:val="34"/>
+    <w:basedOn w:val="32"/>
     <w:qFormat/>
     <w:uiPriority w:val="67"/>
     <w:pPr>
@@ -13159,9 +11600,9 @@
       </w:tcPr>
     </w:tblStylePr>
   </w:style>
-  <w:style w:type="table" w:styleId="89">
+  <w:style w:type="table" w:styleId="87">
     <w:name w:val="Medium Grid 1 Accent 4"/>
-    <w:basedOn w:val="34"/>
+    <w:basedOn w:val="32"/>
     <w:qFormat/>
     <w:uiPriority w:val="67"/>
     <w:pPr>
@@ -13229,9 +11670,9 @@
       </w:tcPr>
     </w:tblStylePr>
   </w:style>
-  <w:style w:type="table" w:styleId="90">
+  <w:style w:type="table" w:styleId="88">
     <w:name w:val="Medium Grid 1 Accent 5"/>
-    <w:basedOn w:val="34"/>
+    <w:basedOn w:val="32"/>
     <w:qFormat/>
     <w:uiPriority w:val="67"/>
     <w:pPr>
@@ -13299,9 +11740,9 @@
       </w:tcPr>
     </w:tblStylePr>
   </w:style>
-  <w:style w:type="table" w:styleId="91">
+  <w:style w:type="table" w:styleId="89">
     <w:name w:val="Medium Grid 1 Accent 6"/>
-    <w:basedOn w:val="34"/>
+    <w:basedOn w:val="32"/>
     <w:qFormat/>
     <w:uiPriority w:val="67"/>
     <w:pPr>
@@ -13369,9 +11810,9 @@
       </w:tcPr>
     </w:tblStylePr>
   </w:style>
-  <w:style w:type="table" w:styleId="92">
+  <w:style w:type="table" w:styleId="90">
     <w:name w:val="Medium Grid 2"/>
-    <w:basedOn w:val="34"/>
+    <w:basedOn w:val="32"/>
     <w:qFormat/>
     <w:uiPriority w:val="68"/>
     <w:pPr>
@@ -13516,9 +11957,9 @@
       </w:tcPr>
     </w:tblStylePr>
   </w:style>
-  <w:style w:type="table" w:styleId="93">
+  <w:style w:type="table" w:styleId="91">
     <w:name w:val="Medium Grid 2 Accent 1"/>
-    <w:basedOn w:val="34"/>
+    <w:basedOn w:val="32"/>
     <w:qFormat/>
     <w:uiPriority w:val="68"/>
     <w:pPr>
@@ -13663,9 +12104,9 @@
       </w:tcPr>
     </w:tblStylePr>
   </w:style>
-  <w:style w:type="table" w:styleId="94">
+  <w:style w:type="table" w:styleId="92">
     <w:name w:val="Medium Grid 2 Accent 2"/>
-    <w:basedOn w:val="34"/>
+    <w:basedOn w:val="32"/>
     <w:qFormat/>
     <w:uiPriority w:val="68"/>
     <w:pPr>
@@ -13810,9 +12251,9 @@
       </w:tcPr>
     </w:tblStylePr>
   </w:style>
-  <w:style w:type="table" w:styleId="95">
+  <w:style w:type="table" w:styleId="93">
     <w:name w:val="Medium Grid 2 Accent 3"/>
-    <w:basedOn w:val="34"/>
+    <w:basedOn w:val="32"/>
     <w:qFormat/>
     <w:uiPriority w:val="68"/>
     <w:pPr>
@@ -13957,9 +12398,9 @@
       </w:tcPr>
     </w:tblStylePr>
   </w:style>
-  <w:style w:type="table" w:styleId="96">
+  <w:style w:type="table" w:styleId="94">
     <w:name w:val="Medium Grid 2 Accent 4"/>
-    <w:basedOn w:val="34"/>
+    <w:basedOn w:val="32"/>
     <w:qFormat/>
     <w:uiPriority w:val="68"/>
     <w:pPr>
@@ -14104,9 +12545,9 @@
       </w:tcPr>
     </w:tblStylePr>
   </w:style>
-  <w:style w:type="table" w:styleId="97">
+  <w:style w:type="table" w:styleId="95">
     <w:name w:val="Medium Grid 2 Accent 5"/>
-    <w:basedOn w:val="34"/>
+    <w:basedOn w:val="32"/>
     <w:qFormat/>
     <w:uiPriority w:val="68"/>
     <w:pPr>
@@ -14251,9 +12692,9 @@
       </w:tcPr>
     </w:tblStylePr>
   </w:style>
-  <w:style w:type="table" w:styleId="98">
+  <w:style w:type="table" w:styleId="96">
     <w:name w:val="Medium Grid 2 Accent 6"/>
-    <w:basedOn w:val="34"/>
+    <w:basedOn w:val="32"/>
     <w:qFormat/>
     <w:uiPriority w:val="68"/>
     <w:pPr>
@@ -14398,9 +12839,9 @@
       </w:tcPr>
     </w:tblStylePr>
   </w:style>
-  <w:style w:type="table" w:styleId="99">
+  <w:style w:type="table" w:styleId="97">
     <w:name w:val="Medium Grid 3"/>
-    <w:basedOn w:val="34"/>
+    <w:basedOn w:val="32"/>
     <w:qFormat/>
     <w:uiPriority w:val="69"/>
     <w:pPr>
@@ -14556,9 +12997,9 @@
       </w:tcPr>
     </w:tblStylePr>
   </w:style>
-  <w:style w:type="table" w:styleId="100">
+  <w:style w:type="table" w:styleId="98">
     <w:name w:val="Medium Grid 3 Accent 1"/>
-    <w:basedOn w:val="34"/>
+    <w:basedOn w:val="32"/>
     <w:qFormat/>
     <w:uiPriority w:val="69"/>
     <w:pPr>
@@ -14714,9 +13155,9 @@
       </w:tcPr>
     </w:tblStylePr>
   </w:style>
-  <w:style w:type="table" w:styleId="101">
+  <w:style w:type="table" w:styleId="99">
     <w:name w:val="Medium Grid 3 Accent 2"/>
-    <w:basedOn w:val="34"/>
+    <w:basedOn w:val="32"/>
     <w:qFormat/>
     <w:uiPriority w:val="69"/>
     <w:pPr>
@@ -14872,9 +13313,9 @@
       </w:tcPr>
     </w:tblStylePr>
   </w:style>
-  <w:style w:type="table" w:styleId="102">
+  <w:style w:type="table" w:styleId="100">
     <w:name w:val="Medium Grid 3 Accent 3"/>
-    <w:basedOn w:val="34"/>
+    <w:basedOn w:val="32"/>
     <w:qFormat/>
     <w:uiPriority w:val="69"/>
     <w:pPr>
@@ -15030,9 +13471,9 @@
       </w:tcPr>
     </w:tblStylePr>
   </w:style>
-  <w:style w:type="table" w:styleId="103">
+  <w:style w:type="table" w:styleId="101">
     <w:name w:val="Medium Grid 3 Accent 4"/>
-    <w:basedOn w:val="34"/>
+    <w:basedOn w:val="32"/>
     <w:qFormat/>
     <w:uiPriority w:val="69"/>
     <w:pPr>
@@ -15188,9 +13629,9 @@
       </w:tcPr>
     </w:tblStylePr>
   </w:style>
-  <w:style w:type="table" w:styleId="104">
+  <w:style w:type="table" w:styleId="102">
     <w:name w:val="Medium Grid 3 Accent 5"/>
-    <w:basedOn w:val="34"/>
+    <w:basedOn w:val="32"/>
     <w:qFormat/>
     <w:uiPriority w:val="69"/>
     <w:pPr>
@@ -15346,9 +13787,9 @@
       </w:tcPr>
     </w:tblStylePr>
   </w:style>
-  <w:style w:type="table" w:styleId="105">
+  <w:style w:type="table" w:styleId="103">
     <w:name w:val="Medium Grid 3 Accent 6"/>
-    <w:basedOn w:val="34"/>
+    <w:basedOn w:val="32"/>
     <w:qFormat/>
     <w:uiPriority w:val="69"/>
     <w:pPr>
@@ -15504,9 +13945,9 @@
       </w:tcPr>
     </w:tblStylePr>
   </w:style>
-  <w:style w:type="table" w:styleId="106">
+  <w:style w:type="table" w:styleId="104">
     <w:name w:val="Dark List"/>
-    <w:basedOn w:val="34"/>
+    <w:basedOn w:val="32"/>
     <w:qFormat/>
     <w:uiPriority w:val="70"/>
     <w:pPr>
@@ -15620,9 +14061,9 @@
       </w:tcPr>
     </w:tblStylePr>
   </w:style>
-  <w:style w:type="table" w:styleId="107">
+  <w:style w:type="table" w:styleId="105">
     <w:name w:val="Dark List Accent 1"/>
-    <w:basedOn w:val="34"/>
+    <w:basedOn w:val="32"/>
     <w:qFormat/>
     <w:uiPriority w:val="70"/>
     <w:pPr>
@@ -15736,9 +14177,9 @@
       </w:tcPr>
     </w:tblStylePr>
   </w:style>
-  <w:style w:type="table" w:styleId="108">
+  <w:style w:type="table" w:styleId="106">
     <w:name w:val="Dark List Accent 2"/>
-    <w:basedOn w:val="34"/>
+    <w:basedOn w:val="32"/>
     <w:qFormat/>
     <w:uiPriority w:val="70"/>
     <w:pPr>
@@ -15852,9 +14293,9 @@
       </w:tcPr>
     </w:tblStylePr>
   </w:style>
-  <w:style w:type="table" w:styleId="109">
+  <w:style w:type="table" w:styleId="107">
     <w:name w:val="Dark List Accent 3"/>
-    <w:basedOn w:val="34"/>
+    <w:basedOn w:val="32"/>
     <w:qFormat/>
     <w:uiPriority w:val="70"/>
     <w:pPr>
@@ -15968,9 +14409,9 @@
       </w:tcPr>
     </w:tblStylePr>
   </w:style>
-  <w:style w:type="table" w:styleId="110">
+  <w:style w:type="table" w:styleId="108">
     <w:name w:val="Dark List Accent 4"/>
-    <w:basedOn w:val="34"/>
+    <w:basedOn w:val="32"/>
     <w:qFormat/>
     <w:uiPriority w:val="70"/>
     <w:pPr>
@@ -16084,9 +14525,9 @@
       </w:tcPr>
     </w:tblStylePr>
   </w:style>
-  <w:style w:type="table" w:styleId="111">
+  <w:style w:type="table" w:styleId="109">
     <w:name w:val="Dark List Accent 5"/>
-    <w:basedOn w:val="34"/>
+    <w:basedOn w:val="32"/>
     <w:qFormat/>
     <w:uiPriority w:val="70"/>
     <w:pPr>
@@ -16200,9 +14641,9 @@
       </w:tcPr>
     </w:tblStylePr>
   </w:style>
-  <w:style w:type="table" w:styleId="112">
+  <w:style w:type="table" w:styleId="110">
     <w:name w:val="Dark List Accent 6"/>
-    <w:basedOn w:val="34"/>
+    <w:basedOn w:val="32"/>
     <w:qFormat/>
     <w:uiPriority w:val="70"/>
     <w:pPr>
@@ -16316,9 +14757,9 @@
       </w:tcPr>
     </w:tblStylePr>
   </w:style>
-  <w:style w:type="table" w:styleId="113">
+  <w:style w:type="table" w:styleId="111">
     <w:name w:val="Colorful Shading"/>
-    <w:basedOn w:val="34"/>
+    <w:basedOn w:val="32"/>
     <w:qFormat/>
     <w:uiPriority w:val="71"/>
     <w:pPr>
@@ -16465,9 +14906,9 @@
       </w:rPr>
     </w:tblStylePr>
   </w:style>
-  <w:style w:type="table" w:styleId="114">
+  <w:style w:type="table" w:styleId="112">
     <w:name w:val="Colorful Shading Accent 1"/>
-    <w:basedOn w:val="34"/>
+    <w:basedOn w:val="32"/>
     <w:qFormat/>
     <w:uiPriority w:val="71"/>
     <w:pPr>
@@ -16614,9 +15055,9 @@
       </w:rPr>
     </w:tblStylePr>
   </w:style>
-  <w:style w:type="table" w:styleId="115">
+  <w:style w:type="table" w:styleId="113">
     <w:name w:val="Colorful Shading Accent 2"/>
-    <w:basedOn w:val="34"/>
+    <w:basedOn w:val="32"/>
     <w:qFormat/>
     <w:uiPriority w:val="71"/>
     <w:pPr>
@@ -16763,9 +15204,9 @@
       </w:rPr>
     </w:tblStylePr>
   </w:style>
-  <w:style w:type="table" w:styleId="116">
+  <w:style w:type="table" w:styleId="114">
     <w:name w:val="Colorful Shading Accent 3"/>
-    <w:basedOn w:val="34"/>
+    <w:basedOn w:val="32"/>
     <w:qFormat/>
     <w:uiPriority w:val="71"/>
     <w:pPr>
@@ -16892,9 +15333,9 @@
       </w:tcPr>
     </w:tblStylePr>
   </w:style>
-  <w:style w:type="table" w:styleId="117">
+  <w:style w:type="table" w:styleId="115">
     <w:name w:val="Colorful Shading Accent 4"/>
-    <w:basedOn w:val="34"/>
+    <w:basedOn w:val="32"/>
     <w:qFormat/>
     <w:uiPriority w:val="71"/>
     <w:pPr>
@@ -17041,9 +15482,9 @@
       </w:rPr>
     </w:tblStylePr>
   </w:style>
-  <w:style w:type="table" w:styleId="118">
+  <w:style w:type="table" w:styleId="116">
     <w:name w:val="Colorful Shading Accent 5"/>
-    <w:basedOn w:val="34"/>
+    <w:basedOn w:val="32"/>
     <w:qFormat/>
     <w:uiPriority w:val="71"/>
     <w:pPr>
@@ -17190,9 +15631,9 @@
       </w:rPr>
     </w:tblStylePr>
   </w:style>
-  <w:style w:type="table" w:styleId="119">
+  <w:style w:type="table" w:styleId="117">
     <w:name w:val="Colorful Shading Accent 6"/>
-    <w:basedOn w:val="34"/>
+    <w:basedOn w:val="32"/>
     <w:qFormat/>
     <w:uiPriority w:val="71"/>
     <w:pPr>
@@ -17339,9 +15780,9 @@
       </w:rPr>
     </w:tblStylePr>
   </w:style>
-  <w:style w:type="table" w:styleId="120">
+  <w:style w:type="table" w:styleId="118">
     <w:name w:val="Colorful List"/>
-    <w:basedOn w:val="34"/>
+    <w:basedOn w:val="32"/>
     <w:qFormat/>
     <w:uiPriority w:val="72"/>
     <w:pPr>
@@ -17432,9 +15873,9 @@
       </w:tcPr>
     </w:tblStylePr>
   </w:style>
-  <w:style w:type="table" w:styleId="121">
+  <w:style w:type="table" w:styleId="119">
     <w:name w:val="Colorful List Accent 1"/>
-    <w:basedOn w:val="34"/>
+    <w:basedOn w:val="32"/>
     <w:qFormat/>
     <w:uiPriority w:val="72"/>
     <w:pPr>
@@ -17525,9 +15966,9 @@
       </w:tcPr>
     </w:tblStylePr>
   </w:style>
-  <w:style w:type="table" w:styleId="122">
+  <w:style w:type="table" w:styleId="120">
     <w:name w:val="Colorful List Accent 2"/>
-    <w:basedOn w:val="34"/>
+    <w:basedOn w:val="32"/>
     <w:qFormat/>
     <w:uiPriority w:val="72"/>
     <w:pPr>
@@ -17618,9 +16059,9 @@
       </w:tcPr>
     </w:tblStylePr>
   </w:style>
-  <w:style w:type="table" w:styleId="123">
+  <w:style w:type="table" w:styleId="121">
     <w:name w:val="Colorful List Accent 3"/>
-    <w:basedOn w:val="34"/>
+    <w:basedOn w:val="32"/>
     <w:qFormat/>
     <w:uiPriority w:val="72"/>
     <w:pPr>
@@ -17711,9 +16152,9 @@
       </w:tcPr>
     </w:tblStylePr>
   </w:style>
-  <w:style w:type="table" w:styleId="124">
+  <w:style w:type="table" w:styleId="122">
     <w:name w:val="Colorful List Accent 4"/>
-    <w:basedOn w:val="34"/>
+    <w:basedOn w:val="32"/>
     <w:qFormat/>
     <w:uiPriority w:val="72"/>
     <w:pPr>
@@ -17804,9 +16245,9 @@
       </w:tcPr>
     </w:tblStylePr>
   </w:style>
-  <w:style w:type="table" w:styleId="125">
+  <w:style w:type="table" w:styleId="123">
     <w:name w:val="Colorful List Accent 5"/>
-    <w:basedOn w:val="34"/>
+    <w:basedOn w:val="32"/>
     <w:qFormat/>
     <w:uiPriority w:val="72"/>
     <w:pPr>
@@ -17897,9 +16338,9 @@
       </w:tcPr>
     </w:tblStylePr>
   </w:style>
-  <w:style w:type="table" w:styleId="126">
+  <w:style w:type="table" w:styleId="124">
     <w:name w:val="Colorful List Accent 6"/>
-    <w:basedOn w:val="34"/>
+    <w:basedOn w:val="32"/>
     <w:qFormat/>
     <w:uiPriority w:val="72"/>
     <w:pPr>
@@ -17990,9 +16431,9 @@
       </w:tcPr>
     </w:tblStylePr>
   </w:style>
-  <w:style w:type="table" w:styleId="127">
+  <w:style w:type="table" w:styleId="125">
     <w:name w:val="Colorful Grid"/>
-    <w:basedOn w:val="34"/>
+    <w:basedOn w:val="32"/>
     <w:qFormat/>
     <w:uiPriority w:val="73"/>
     <w:pPr>
@@ -18087,9 +16528,9 @@
       </w:tcPr>
     </w:tblStylePr>
   </w:style>
-  <w:style w:type="table" w:styleId="128">
+  <w:style w:type="table" w:styleId="126">
     <w:name w:val="Colorful Grid Accent 1"/>
-    <w:basedOn w:val="34"/>
+    <w:basedOn w:val="32"/>
     <w:qFormat/>
     <w:uiPriority w:val="73"/>
     <w:pPr>
@@ -18184,9 +16625,9 @@
       </w:tcPr>
     </w:tblStylePr>
   </w:style>
-  <w:style w:type="table" w:styleId="129">
+  <w:style w:type="table" w:styleId="127">
     <w:name w:val="Colorful Grid Accent 2"/>
-    <w:basedOn w:val="34"/>
+    <w:basedOn w:val="32"/>
     <w:qFormat/>
     <w:uiPriority w:val="73"/>
     <w:pPr>
@@ -18281,9 +16722,9 @@
       </w:tcPr>
     </w:tblStylePr>
   </w:style>
-  <w:style w:type="table" w:styleId="130">
+  <w:style w:type="table" w:styleId="128">
     <w:name w:val="Colorful Grid Accent 3"/>
-    <w:basedOn w:val="34"/>
+    <w:basedOn w:val="32"/>
     <w:qFormat/>
     <w:uiPriority w:val="73"/>
     <w:pPr>
@@ -18378,9 +16819,9 @@
       </w:tcPr>
     </w:tblStylePr>
   </w:style>
-  <w:style w:type="table" w:styleId="131">
+  <w:style w:type="table" w:styleId="129">
     <w:name w:val="Colorful Grid Accent 4"/>
-    <w:basedOn w:val="34"/>
+    <w:basedOn w:val="32"/>
     <w:qFormat/>
     <w:uiPriority w:val="73"/>
     <w:pPr>
@@ -18475,9 +16916,9 @@
       </w:tcPr>
     </w:tblStylePr>
   </w:style>
-  <w:style w:type="table" w:styleId="132">
+  <w:style w:type="table" w:styleId="130">
     <w:name w:val="Colorful Grid Accent 5"/>
-    <w:basedOn w:val="34"/>
+    <w:basedOn w:val="32"/>
     <w:qFormat/>
     <w:uiPriority w:val="73"/>
     <w:pPr>
@@ -18572,9 +17013,9 @@
       </w:tcPr>
     </w:tblStylePr>
   </w:style>
-  <w:style w:type="table" w:styleId="133">
+  <w:style w:type="table" w:styleId="131">
     <w:name w:val="Colorful Grid Accent 6"/>
-    <w:basedOn w:val="34"/>
+    <w:basedOn w:val="32"/>
     <w:qFormat/>
     <w:uiPriority w:val="73"/>
     <w:pPr>
@@ -18669,9 +17110,9 @@
       </w:tcPr>
     </w:tblStylePr>
   </w:style>
-  <w:style w:type="character" w:styleId="135">
+  <w:style w:type="character" w:styleId="133">
     <w:name w:val="Strong"/>
-    <w:basedOn w:val="134"/>
+    <w:basedOn w:val="132"/>
     <w:qFormat/>
     <w:uiPriority w:val="22"/>
     <w:rPr>
@@ -18679,9 +17120,9 @@
       <w:bCs/>
     </w:rPr>
   </w:style>
-  <w:style w:type="character" w:styleId="136">
+  <w:style w:type="character" w:styleId="134">
     <w:name w:val="Emphasis"/>
-    <w:basedOn w:val="134"/>
+    <w:basedOn w:val="132"/>
     <w:qFormat/>
     <w:uiPriority w:val="20"/>
     <w:rPr>
@@ -18689,19 +17130,19 @@
       <w:iCs/>
     </w:rPr>
   </w:style>
-  <w:style w:type="character" w:customStyle="1" w:styleId="137">
+  <w:style w:type="character" w:customStyle="1" w:styleId="135">
     <w:name w:val="Header Char"/>
-    <w:basedOn w:val="134"/>
+    <w:basedOn w:val="132"/>
     <w:link w:val="25"/>
     <w:uiPriority w:val="99"/>
   </w:style>
-  <w:style w:type="character" w:customStyle="1" w:styleId="138">
+  <w:style w:type="character" w:customStyle="1" w:styleId="136">
     <w:name w:val="Footer Char"/>
-    <w:basedOn w:val="134"/>
+    <w:basedOn w:val="132"/>
     <w:link w:val="24"/>
     <w:uiPriority w:val="99"/>
   </w:style>
-  <w:style w:type="paragraph" w:styleId="139">
+  <w:style w:type="paragraph" w:styleId="137">
     <w:name w:val="No Spacing"/>
     <w:qFormat/>
     <w:uiPriority w:val="1"/>
@@ -18715,9 +17156,9 @@
       <w:lang w:val="en-US" w:eastAsia="en-US" w:bidi="ar-SA"/>
     </w:rPr>
   </w:style>
-  <w:style w:type="character" w:customStyle="1" w:styleId="140">
+  <w:style w:type="character" w:customStyle="1" w:styleId="138">
     <w:name w:val="Heading 1 Char"/>
-    <w:basedOn w:val="134"/>
+    <w:basedOn w:val="132"/>
     <w:link w:val="3"/>
     <w:qFormat/>
     <w:uiPriority w:val="9"/>
@@ -18730,9 +17171,9 @@
       <w:szCs w:val="28"/>
     </w:rPr>
   </w:style>
-  <w:style w:type="character" w:customStyle="1" w:styleId="141">
+  <w:style w:type="character" w:customStyle="1" w:styleId="139">
     <w:name w:val="Heading 2 Char"/>
-    <w:basedOn w:val="134"/>
+    <w:basedOn w:val="132"/>
     <w:link w:val="4"/>
     <w:qFormat/>
     <w:uiPriority w:val="9"/>
@@ -18750,9 +17191,9 @@
       </w14:textFill>
     </w:rPr>
   </w:style>
-  <w:style w:type="character" w:customStyle="1" w:styleId="142">
+  <w:style w:type="character" w:customStyle="1" w:styleId="140">
     <w:name w:val="Heading 3 Char"/>
-    <w:basedOn w:val="134"/>
+    <w:basedOn w:val="132"/>
     <w:link w:val="5"/>
     <w:qFormat/>
     <w:uiPriority w:val="9"/>
@@ -18768,10 +17209,10 @@
       </w14:textFill>
     </w:rPr>
   </w:style>
-  <w:style w:type="character" w:customStyle="1" w:styleId="143">
+  <w:style w:type="character" w:customStyle="1" w:styleId="141">
     <w:name w:val="Title Char"/>
-    <w:basedOn w:val="134"/>
-    <w:link w:val="33"/>
+    <w:basedOn w:val="132"/>
+    <w:link w:val="31"/>
     <w:qFormat/>
     <w:uiPriority w:val="10"/>
     <w:rPr>
@@ -18783,10 +17224,10 @@
       <w:szCs w:val="52"/>
     </w:rPr>
   </w:style>
-  <w:style w:type="character" w:customStyle="1" w:styleId="144">
+  <w:style w:type="character" w:customStyle="1" w:styleId="142">
     <w:name w:val="Subtitle Char"/>
-    <w:basedOn w:val="134"/>
-    <w:link w:val="27"/>
+    <w:basedOn w:val="132"/>
+    <w:link w:val="26"/>
     <w:qFormat/>
     <w:uiPriority w:val="11"/>
     <w:rPr>
@@ -18804,7 +17245,7 @@
       </w14:textFill>
     </w:rPr>
   </w:style>
-  <w:style w:type="paragraph" w:styleId="145">
+  <w:style w:type="paragraph" w:styleId="143">
     <w:name w:val="List Paragraph"/>
     <w:basedOn w:val="1"/>
     <w:qFormat/>
@@ -18814,22 +17255,22 @@
       <w:contextualSpacing/>
     </w:pPr>
   </w:style>
-  <w:style w:type="character" w:customStyle="1" w:styleId="146">
+  <w:style w:type="character" w:customStyle="1" w:styleId="144">
     <w:name w:val="Body Text Char"/>
-    <w:basedOn w:val="134"/>
+    <w:basedOn w:val="132"/>
     <w:link w:val="19"/>
     <w:uiPriority w:val="99"/>
   </w:style>
-  <w:style w:type="character" w:customStyle="1" w:styleId="147">
+  <w:style w:type="character" w:customStyle="1" w:styleId="145">
     <w:name w:val="Body Text 2 Char"/>
-    <w:basedOn w:val="134"/>
-    <w:link w:val="30"/>
+    <w:basedOn w:val="132"/>
+    <w:link w:val="28"/>
     <w:qFormat/>
     <w:uiPriority w:val="99"/>
   </w:style>
-  <w:style w:type="character" w:customStyle="1" w:styleId="148">
+  <w:style w:type="character" w:customStyle="1" w:styleId="146">
     <w:name w:val="Body Text 3 Char"/>
-    <w:basedOn w:val="134"/>
+    <w:basedOn w:val="132"/>
     <w:link w:val="17"/>
     <w:qFormat/>
     <w:uiPriority w:val="99"/>
@@ -18838,9 +17279,9 @@
       <w:szCs w:val="16"/>
     </w:rPr>
   </w:style>
-  <w:style w:type="character" w:customStyle="1" w:styleId="149">
+  <w:style w:type="character" w:customStyle="1" w:styleId="147">
     <w:name w:val="Macro Text Char"/>
-    <w:basedOn w:val="134"/>
+    <w:basedOn w:val="132"/>
     <w:link w:val="2"/>
     <w:qFormat/>
     <w:uiPriority w:val="99"/>
@@ -18850,11 +17291,11 @@
       <w:szCs w:val="20"/>
     </w:rPr>
   </w:style>
-  <w:style w:type="paragraph" w:styleId="150">
+  <w:style w:type="paragraph" w:styleId="148">
     <w:name w:val="Quote"/>
     <w:basedOn w:val="1"/>
     <w:next w:val="1"/>
-    <w:link w:val="151"/>
+    <w:link w:val="149"/>
     <w:qFormat/>
     <w:uiPriority w:val="29"/>
     <w:rPr>
@@ -18868,10 +17309,10 @@
       </w14:textFill>
     </w:rPr>
   </w:style>
-  <w:style w:type="character" w:customStyle="1" w:styleId="151">
+  <w:style w:type="character" w:customStyle="1" w:styleId="149">
     <w:name w:val="Quote Char"/>
-    <w:basedOn w:val="134"/>
-    <w:link w:val="150"/>
+    <w:basedOn w:val="132"/>
+    <w:link w:val="148"/>
     <w:qFormat/>
     <w:uiPriority w:val="29"/>
     <w:rPr>
@@ -18885,9 +17326,9 @@
       </w14:textFill>
     </w:rPr>
   </w:style>
-  <w:style w:type="character" w:customStyle="1" w:styleId="152">
+  <w:style w:type="character" w:customStyle="1" w:styleId="150">
     <w:name w:val="Heading 4 Char"/>
-    <w:basedOn w:val="134"/>
+    <w:basedOn w:val="132"/>
     <w:link w:val="6"/>
     <w:semiHidden/>
     <w:qFormat/>
@@ -18906,9 +17347,9 @@
       </w14:textFill>
     </w:rPr>
   </w:style>
-  <w:style w:type="character" w:customStyle="1" w:styleId="153">
+  <w:style w:type="character" w:customStyle="1" w:styleId="151">
     <w:name w:val="Heading 5 Char"/>
-    <w:basedOn w:val="134"/>
+    <w:basedOn w:val="132"/>
     <w:link w:val="7"/>
     <w:semiHidden/>
     <w:qFormat/>
@@ -18918,9 +17359,9 @@
       <w:color w:val="254061" w:themeColor="accent1" w:themeShade="80"/>
     </w:rPr>
   </w:style>
-  <w:style w:type="character" w:customStyle="1" w:styleId="154">
+  <w:style w:type="character" w:customStyle="1" w:styleId="152">
     <w:name w:val="Heading 6 Char"/>
-    <w:basedOn w:val="134"/>
+    <w:basedOn w:val="132"/>
     <w:link w:val="8"/>
     <w:semiHidden/>
     <w:qFormat/>
@@ -18932,9 +17373,9 @@
       <w:color w:val="254061" w:themeColor="accent1" w:themeShade="80"/>
     </w:rPr>
   </w:style>
-  <w:style w:type="character" w:customStyle="1" w:styleId="155">
+  <w:style w:type="character" w:customStyle="1" w:styleId="153">
     <w:name w:val="Heading 7 Char"/>
-    <w:basedOn w:val="134"/>
+    <w:basedOn w:val="132"/>
     <w:link w:val="9"/>
     <w:semiHidden/>
     <w:qFormat/>
@@ -18954,9 +17395,9 @@
       </w14:textFill>
     </w:rPr>
   </w:style>
-  <w:style w:type="character" w:customStyle="1" w:styleId="156">
+  <w:style w:type="character" w:customStyle="1" w:styleId="154">
     <w:name w:val="Heading 8 Char"/>
-    <w:basedOn w:val="134"/>
+    <w:basedOn w:val="132"/>
     <w:link w:val="10"/>
     <w:semiHidden/>
     <w:qFormat/>
@@ -18973,9 +17414,9 @@
       </w14:textFill>
     </w:rPr>
   </w:style>
-  <w:style w:type="character" w:customStyle="1" w:styleId="157">
+  <w:style w:type="character" w:customStyle="1" w:styleId="155">
     <w:name w:val="Heading 9 Char"/>
-    <w:basedOn w:val="134"/>
+    <w:basedOn w:val="132"/>
     <w:link w:val="11"/>
     <w:semiHidden/>
     <w:qFormat/>
@@ -18997,11 +17438,11 @@
       </w14:textFill>
     </w:rPr>
   </w:style>
-  <w:style w:type="paragraph" w:styleId="158">
+  <w:style w:type="paragraph" w:styleId="156">
     <w:name w:val="Intense Quote"/>
     <w:basedOn w:val="1"/>
     <w:next w:val="1"/>
-    <w:link w:val="159"/>
+    <w:link w:val="157"/>
     <w:qFormat/>
     <w:uiPriority w:val="30"/>
     <w:pPr>
@@ -19024,10 +17465,10 @@
       </w14:textFill>
     </w:rPr>
   </w:style>
-  <w:style w:type="character" w:customStyle="1" w:styleId="159">
+  <w:style w:type="character" w:customStyle="1" w:styleId="157">
     <w:name w:val="Intense Quote Char"/>
-    <w:basedOn w:val="134"/>
-    <w:link w:val="158"/>
+    <w:basedOn w:val="132"/>
+    <w:link w:val="156"/>
     <w:qFormat/>
     <w:uiPriority w:val="30"/>
     <w:rPr>
@@ -19043,9 +17484,9 @@
       </w14:textFill>
     </w:rPr>
   </w:style>
-  <w:style w:type="character" w:customStyle="1" w:styleId="160">
+  <w:style w:type="character" w:customStyle="1" w:styleId="158">
     <w:name w:val="Subtle Emphasis"/>
-    <w:basedOn w:val="134"/>
+    <w:basedOn w:val="132"/>
     <w:qFormat/>
     <w:uiPriority w:val="19"/>
     <w:rPr>
@@ -19062,9 +17503,9 @@
       </w14:textFill>
     </w:rPr>
   </w:style>
-  <w:style w:type="character" w:customStyle="1" w:styleId="161">
+  <w:style w:type="character" w:customStyle="1" w:styleId="159">
     <w:name w:val="Intense Emphasis"/>
-    <w:basedOn w:val="134"/>
+    <w:basedOn w:val="132"/>
     <w:qFormat/>
     <w:uiPriority w:val="21"/>
     <w:rPr>
@@ -19080,9 +17521,9 @@
       </w14:textFill>
     </w:rPr>
   </w:style>
-  <w:style w:type="character" w:customStyle="1" w:styleId="162">
+  <w:style w:type="character" w:customStyle="1" w:styleId="160">
     <w:name w:val="Subtle Reference"/>
-    <w:basedOn w:val="134"/>
+    <w:basedOn w:val="132"/>
     <w:qFormat/>
     <w:uiPriority w:val="31"/>
     <w:rPr>
@@ -19096,9 +17537,9 @@
       </w14:textFill>
     </w:rPr>
   </w:style>
-  <w:style w:type="character" w:customStyle="1" w:styleId="163">
+  <w:style w:type="character" w:customStyle="1" w:styleId="161">
     <w:name w:val="Intense Reference"/>
-    <w:basedOn w:val="134"/>
+    <w:basedOn w:val="132"/>
     <w:qFormat/>
     <w:uiPriority w:val="32"/>
     <w:rPr>
@@ -19115,9 +17556,9 @@
       </w14:textFill>
     </w:rPr>
   </w:style>
-  <w:style w:type="character" w:customStyle="1" w:styleId="164">
+  <w:style w:type="character" w:customStyle="1" w:styleId="162">
     <w:name w:val="Book Title"/>
-    <w:basedOn w:val="134"/>
+    <w:basedOn w:val="132"/>
     <w:qFormat/>
     <w:uiPriority w:val="33"/>
     <w:rPr>
@@ -19127,7 +17568,7 @@
       <w:spacing w:val="5"/>
     </w:rPr>
   </w:style>
-  <w:style w:type="paragraph" w:customStyle="1" w:styleId="165">
+  <w:style w:type="paragraph" w:customStyle="1" w:styleId="163">
     <w:name w:val="TOC Heading"/>
     <w:basedOn w:val="3"/>
     <w:next w:val="1"/>
